--- a/92400566001_Project_Report.docx
+++ b/92400566001_Project_Report.docx
@@ -153,7 +153,6 @@
         </w:rPr>
         <w:t xml:space="preserve">Submitted in partial fulfillment of the requirement for the </w:t>
       </w:r>
-      <w:proofErr w:type="gramStart"/>
       <w:r>
         <w:rPr>
           <w:rFonts w:ascii="Libre Baskerville" w:eastAsia="Libre Baskerville" w:hAnsi="Libre Baskerville" w:cs="Libre Baskerville"/>
@@ -161,7 +160,7 @@
           <w:sz w:val="36"/>
           <w:szCs w:val="36"/>
         </w:rPr>
-        <w:t>B</w:t>
+        <w:t>B.Sc. (</w:t>
       </w:r>
       <w:r>
         <w:rPr>
@@ -170,9 +169,8 @@
           <w:sz w:val="36"/>
           <w:szCs w:val="36"/>
         </w:rPr>
-        <w:t>.Sc.(</w:t>
-      </w:r>
-      <w:proofErr w:type="gramEnd"/>
+        <w:t>D.S.)</w:t>
+      </w:r>
       <w:r>
         <w:rPr>
           <w:rFonts w:ascii="Libre Baskerville" w:eastAsia="Libre Baskerville" w:hAnsi="Libre Baskerville" w:cs="Libre Baskerville"/>
@@ -180,44 +178,35 @@
           <w:sz w:val="36"/>
           <w:szCs w:val="36"/>
         </w:rPr>
-        <w:t>D.S.)</w:t>
-      </w:r>
-      <w:r>
+        <w:t xml:space="preserve"> Semester-4</w:t>
+      </w:r>
+    </w:p>
+    <w:p>
+      <w:pPr>
+        <w:widowControl/>
+        <w:pBdr>
+          <w:top w:val="nil"/>
+          <w:left w:val="nil"/>
+          <w:bottom w:val="nil"/>
+          <w:right w:val="nil"/>
+          <w:between w:val="nil"/>
+        </w:pBdr>
+        <w:spacing w:line="360" w:lineRule="auto"/>
+        <w:jc w:val="center"/>
         <w:rPr>
           <w:rFonts w:ascii="Libre Baskerville" w:eastAsia="Libre Baskerville" w:hAnsi="Libre Baskerville" w:cs="Libre Baskerville"/>
           <w:color w:val="000000"/>
           <w:sz w:val="36"/>
           <w:szCs w:val="36"/>
         </w:rPr>
-        <w:t xml:space="preserve"> Semester-4</w:t>
-      </w:r>
-    </w:p>
-    <w:p>
-      <w:pPr>
-        <w:widowControl/>
-        <w:pBdr>
-          <w:top w:val="nil"/>
-          <w:left w:val="nil"/>
-          <w:bottom w:val="nil"/>
-          <w:right w:val="nil"/>
-          <w:between w:val="nil"/>
-        </w:pBdr>
-        <w:spacing w:line="360" w:lineRule="auto"/>
-        <w:jc w:val="center"/>
+      </w:pPr>
+      <w:r>
         <w:rPr>
           <w:rFonts w:ascii="Libre Baskerville" w:eastAsia="Libre Baskerville" w:hAnsi="Libre Baskerville" w:cs="Libre Baskerville"/>
           <w:color w:val="000000"/>
           <w:sz w:val="36"/>
           <w:szCs w:val="36"/>
         </w:rPr>
-      </w:pPr>
-      <w:r>
-        <w:rPr>
-          <w:rFonts w:ascii="Libre Baskerville" w:eastAsia="Libre Baskerville" w:hAnsi="Libre Baskerville" w:cs="Libre Baskerville"/>
-          <w:color w:val="000000"/>
-          <w:sz w:val="36"/>
-          <w:szCs w:val="36"/>
-        </w:rPr>
         <w:t>Mini Project Subject Final Examination.</w:t>
       </w:r>
     </w:p>
@@ -334,7 +323,6 @@
         </w:rPr>
         <w:t>.Sc.-</w:t>
       </w:r>
-      <w:proofErr w:type="gramStart"/>
       <w:r>
         <w:rPr>
           <w:rFonts w:ascii="Libre Baskerville" w:eastAsia="Libre Baskerville" w:hAnsi="Libre Baskerville" w:cs="Libre Baskerville"/>
@@ -342,9 +330,8 @@
           <w:sz w:val="46"/>
           <w:szCs w:val="46"/>
         </w:rPr>
-        <w:t>D.S</w:t>
-      </w:r>
-      <w:proofErr w:type="gramEnd"/>
+        <w:t>D. S</w:t>
+      </w:r>
       <w:r>
         <w:rPr>
           <w:rFonts w:ascii="Libre Baskerville" w:eastAsia="Libre Baskerville" w:hAnsi="Libre Baskerville" w:cs="Libre Baskerville"/>
@@ -748,40 +735,6 @@
           <w:right w:val="nil"/>
           <w:between w:val="nil"/>
         </w:pBdr>
-        <w:jc w:val="both"/>
-        <w:rPr>
-          <w:rFonts w:ascii="Libre Baskerville" w:eastAsia="Libre Baskerville" w:hAnsi="Libre Baskerville" w:cs="Libre Baskerville"/>
-          <w:color w:val="000000"/>
-        </w:rPr>
-      </w:pPr>
-    </w:p>
-    <w:p>
-      <w:pPr>
-        <w:widowControl/>
-        <w:pBdr>
-          <w:top w:val="nil"/>
-          <w:left w:val="nil"/>
-          <w:bottom w:val="nil"/>
-          <w:right w:val="nil"/>
-          <w:between w:val="nil"/>
-        </w:pBdr>
-        <w:jc w:val="both"/>
-        <w:rPr>
-          <w:rFonts w:ascii="Libre Baskerville" w:eastAsia="Libre Baskerville" w:hAnsi="Libre Baskerville" w:cs="Libre Baskerville"/>
-          <w:color w:val="000000"/>
-        </w:rPr>
-      </w:pPr>
-    </w:p>
-    <w:p>
-      <w:pPr>
-        <w:widowControl/>
-        <w:pBdr>
-          <w:top w:val="nil"/>
-          <w:left w:val="nil"/>
-          <w:bottom w:val="nil"/>
-          <w:right w:val="nil"/>
-          <w:between w:val="nil"/>
-        </w:pBdr>
         <w:jc w:val="center"/>
         <w:rPr>
           <w:rFonts w:ascii="Libre Baskerville" w:eastAsia="Libre Baskerville" w:hAnsi="Libre Baskerville" w:cs="Libre Baskerville"/>
@@ -794,6 +747,7 @@
           <w:noProof/>
           <w:color w:val="000000"/>
         </w:rPr>
+        <w:lastRenderedPageBreak/>
         <w:drawing>
           <wp:inline distT="0" distB="0" distL="0" distR="0" wp14:anchorId="564816C6" wp14:editId="269E8FA1">
             <wp:extent cx="4057650" cy="1343025"/>
@@ -808,7 +762,7 @@
                     <pic:cNvPicPr preferRelativeResize="0"/>
                   </pic:nvPicPr>
                   <pic:blipFill>
-                    <a:blip r:embed="rId6"/>
+                    <a:blip r:embed="rId8"/>
                     <a:srcRect/>
                     <a:stretch>
                       <a:fillRect/>
@@ -874,16 +828,14 @@
         </w:rPr>
         <w:t xml:space="preserve">Rajkot-Morbi Road, At &amp; </w:t>
       </w:r>
-      <w:proofErr w:type="gramStart"/>
       <w:r>
         <w:rPr>
           <w:color w:val="000000"/>
           <w:sz w:val="26"/>
           <w:szCs w:val="26"/>
         </w:rPr>
-        <w:t>PO :</w:t>
-      </w:r>
-      <w:proofErr w:type="gramEnd"/>
+        <w:t>PO:</w:t>
+      </w:r>
       <w:r>
         <w:rPr>
           <w:color w:val="000000"/>
@@ -1185,6 +1137,15 @@
                 <w:szCs w:val="26"/>
               </w:rPr>
             </w:pPr>
+            <w:r>
+              <w:rPr>
+                <w:rFonts w:ascii="Times New Roman" w:eastAsia="Times New Roman" w:hAnsi="Times New Roman" w:cs="Times New Roman"/>
+                <w:color w:val="000000"/>
+                <w:sz w:val="26"/>
+                <w:szCs w:val="26"/>
+              </w:rPr>
+              <w:t>5</w:t>
+            </w:r>
           </w:p>
         </w:tc>
       </w:tr>
@@ -1492,6 +1453,105 @@
                 <w:color w:val="000000"/>
               </w:rPr>
             </w:pPr>
+            <w:r>
+              <w:rPr>
+                <w:rFonts w:ascii="Times New Roman" w:eastAsia="Times New Roman" w:hAnsi="Times New Roman" w:cs="Times New Roman"/>
+                <w:color w:val="000000"/>
+              </w:rPr>
+              <w:t>6</w:t>
+            </w:r>
+          </w:p>
+          <w:p>
+            <w:pPr>
+              <w:pBdr>
+                <w:top w:val="nil"/>
+                <w:left w:val="nil"/>
+                <w:bottom w:val="nil"/>
+                <w:right w:val="nil"/>
+                <w:between w:val="nil"/>
+              </w:pBdr>
+              <w:jc w:val="center"/>
+              <w:rPr>
+                <w:rFonts w:ascii="Times New Roman" w:eastAsia="Times New Roman" w:hAnsi="Times New Roman" w:cs="Times New Roman"/>
+                <w:color w:val="000000"/>
+              </w:rPr>
+            </w:pPr>
+            <w:r>
+              <w:rPr>
+                <w:rFonts w:ascii="Times New Roman" w:eastAsia="Times New Roman" w:hAnsi="Times New Roman" w:cs="Times New Roman"/>
+                <w:color w:val="000000"/>
+              </w:rPr>
+              <w:t>6</w:t>
+            </w:r>
+          </w:p>
+          <w:p>
+            <w:pPr>
+              <w:pBdr>
+                <w:top w:val="nil"/>
+                <w:left w:val="nil"/>
+                <w:bottom w:val="nil"/>
+                <w:right w:val="nil"/>
+                <w:between w:val="nil"/>
+              </w:pBdr>
+              <w:jc w:val="center"/>
+              <w:rPr>
+                <w:rFonts w:ascii="Times New Roman" w:eastAsia="Times New Roman" w:hAnsi="Times New Roman" w:cs="Times New Roman"/>
+                <w:color w:val="000000"/>
+              </w:rPr>
+            </w:pPr>
+            <w:r>
+              <w:rPr>
+                <w:rFonts w:ascii="Times New Roman" w:eastAsia="Times New Roman" w:hAnsi="Times New Roman" w:cs="Times New Roman"/>
+                <w:color w:val="000000"/>
+              </w:rPr>
+              <w:t>6</w:t>
+            </w:r>
+          </w:p>
+          <w:p>
+            <w:pPr>
+              <w:pBdr>
+                <w:top w:val="nil"/>
+                <w:left w:val="nil"/>
+                <w:bottom w:val="nil"/>
+                <w:right w:val="nil"/>
+                <w:between w:val="nil"/>
+              </w:pBdr>
+              <w:jc w:val="center"/>
+              <w:rPr>
+                <w:rFonts w:ascii="Times New Roman" w:eastAsia="Times New Roman" w:hAnsi="Times New Roman" w:cs="Times New Roman"/>
+                <w:color w:val="000000"/>
+              </w:rPr>
+            </w:pPr>
+            <w:r>
+              <w:rPr>
+                <w:rFonts w:ascii="Times New Roman" w:eastAsia="Times New Roman" w:hAnsi="Times New Roman" w:cs="Times New Roman"/>
+                <w:color w:val="000000"/>
+              </w:rPr>
+              <w:t>6</w:t>
+            </w:r>
+          </w:p>
+          <w:p>
+            <w:pPr>
+              <w:pBdr>
+                <w:top w:val="nil"/>
+                <w:left w:val="nil"/>
+                <w:bottom w:val="nil"/>
+                <w:right w:val="nil"/>
+                <w:between w:val="nil"/>
+              </w:pBdr>
+              <w:jc w:val="center"/>
+              <w:rPr>
+                <w:rFonts w:ascii="Times New Roman" w:eastAsia="Times New Roman" w:hAnsi="Times New Roman" w:cs="Times New Roman"/>
+                <w:color w:val="000000"/>
+              </w:rPr>
+            </w:pPr>
+            <w:r>
+              <w:rPr>
+                <w:rFonts w:ascii="Times New Roman" w:eastAsia="Times New Roman" w:hAnsi="Times New Roman" w:cs="Times New Roman"/>
+                <w:color w:val="000000"/>
+              </w:rPr>
+              <w:t>6</w:t>
+            </w:r>
           </w:p>
         </w:tc>
       </w:tr>
@@ -1802,6 +1862,123 @@
                 <w:szCs w:val="26"/>
               </w:rPr>
             </w:pPr>
+            <w:r>
+              <w:rPr>
+                <w:rFonts w:ascii="Times New Roman" w:eastAsia="Times New Roman" w:hAnsi="Times New Roman" w:cs="Times New Roman"/>
+                <w:color w:val="000000"/>
+                <w:sz w:val="26"/>
+                <w:szCs w:val="26"/>
+              </w:rPr>
+              <w:t>7</w:t>
+            </w:r>
+          </w:p>
+          <w:p>
+            <w:pPr>
+              <w:pBdr>
+                <w:top w:val="nil"/>
+                <w:left w:val="nil"/>
+                <w:bottom w:val="nil"/>
+                <w:right w:val="nil"/>
+                <w:between w:val="nil"/>
+              </w:pBdr>
+              <w:jc w:val="center"/>
+              <w:rPr>
+                <w:rFonts w:ascii="Times New Roman" w:eastAsia="Times New Roman" w:hAnsi="Times New Roman" w:cs="Times New Roman"/>
+                <w:color w:val="000000"/>
+                <w:sz w:val="26"/>
+                <w:szCs w:val="26"/>
+              </w:rPr>
+            </w:pPr>
+            <w:r>
+              <w:rPr>
+                <w:rFonts w:ascii="Times New Roman" w:eastAsia="Times New Roman" w:hAnsi="Times New Roman" w:cs="Times New Roman"/>
+                <w:color w:val="000000"/>
+                <w:sz w:val="26"/>
+                <w:szCs w:val="26"/>
+              </w:rPr>
+              <w:t>7</w:t>
+            </w:r>
+          </w:p>
+          <w:p>
+            <w:pPr>
+              <w:pBdr>
+                <w:top w:val="nil"/>
+                <w:left w:val="nil"/>
+                <w:bottom w:val="nil"/>
+                <w:right w:val="nil"/>
+                <w:between w:val="nil"/>
+              </w:pBdr>
+              <w:jc w:val="center"/>
+              <w:rPr>
+                <w:rFonts w:ascii="Times New Roman" w:eastAsia="Times New Roman" w:hAnsi="Times New Roman" w:cs="Times New Roman"/>
+                <w:color w:val="000000"/>
+                <w:sz w:val="26"/>
+                <w:szCs w:val="26"/>
+              </w:rPr>
+            </w:pPr>
+            <w:r>
+              <w:rPr>
+                <w:rFonts w:ascii="Times New Roman" w:eastAsia="Times New Roman" w:hAnsi="Times New Roman" w:cs="Times New Roman"/>
+                <w:color w:val="000000"/>
+                <w:sz w:val="26"/>
+                <w:szCs w:val="26"/>
+              </w:rPr>
+              <w:t>7</w:t>
+            </w:r>
+          </w:p>
+          <w:p>
+            <w:pPr>
+              <w:pBdr>
+                <w:top w:val="nil"/>
+                <w:left w:val="nil"/>
+                <w:bottom w:val="nil"/>
+                <w:right w:val="nil"/>
+                <w:between w:val="nil"/>
+              </w:pBdr>
+              <w:jc w:val="center"/>
+              <w:rPr>
+                <w:rFonts w:ascii="Times New Roman" w:eastAsia="Times New Roman" w:hAnsi="Times New Roman" w:cs="Times New Roman"/>
+                <w:color w:val="000000"/>
+                <w:sz w:val="26"/>
+                <w:szCs w:val="26"/>
+              </w:rPr>
+            </w:pPr>
+            <w:r>
+              <w:rPr>
+                <w:rFonts w:ascii="Times New Roman" w:eastAsia="Times New Roman" w:hAnsi="Times New Roman" w:cs="Times New Roman"/>
+                <w:color w:val="000000"/>
+                <w:sz w:val="26"/>
+                <w:szCs w:val="26"/>
+              </w:rPr>
+              <w:t>7</w:t>
+            </w:r>
+          </w:p>
+          <w:p>
+            <w:pPr>
+              <w:pBdr>
+                <w:top w:val="nil"/>
+                <w:left w:val="nil"/>
+                <w:bottom w:val="nil"/>
+                <w:right w:val="nil"/>
+                <w:between w:val="nil"/>
+              </w:pBdr>
+              <w:jc w:val="center"/>
+              <w:rPr>
+                <w:rFonts w:ascii="Times New Roman" w:eastAsia="Times New Roman" w:hAnsi="Times New Roman" w:cs="Times New Roman"/>
+                <w:color w:val="000000"/>
+                <w:sz w:val="26"/>
+                <w:szCs w:val="26"/>
+              </w:rPr>
+            </w:pPr>
+            <w:r>
+              <w:rPr>
+                <w:rFonts w:ascii="Times New Roman" w:eastAsia="Times New Roman" w:hAnsi="Times New Roman" w:cs="Times New Roman"/>
+                <w:color w:val="000000"/>
+                <w:sz w:val="26"/>
+                <w:szCs w:val="26"/>
+              </w:rPr>
+              <w:t>7</w:t>
+            </w:r>
           </w:p>
         </w:tc>
       </w:tr>
@@ -1902,6 +2079,15 @@
                 <w:szCs w:val="26"/>
               </w:rPr>
             </w:pPr>
+            <w:r>
+              <w:rPr>
+                <w:rFonts w:ascii="Times New Roman" w:eastAsia="Times New Roman" w:hAnsi="Times New Roman" w:cs="Times New Roman"/>
+                <w:color w:val="000000"/>
+                <w:sz w:val="26"/>
+                <w:szCs w:val="26"/>
+              </w:rPr>
+              <w:t>9</w:t>
+            </w:r>
           </w:p>
         </w:tc>
       </w:tr>
@@ -2002,6 +2188,15 @@
                 <w:szCs w:val="26"/>
               </w:rPr>
             </w:pPr>
+            <w:r>
+              <w:rPr>
+                <w:rFonts w:ascii="Times New Roman" w:eastAsia="Times New Roman" w:hAnsi="Times New Roman" w:cs="Times New Roman"/>
+                <w:color w:val="000000"/>
+                <w:sz w:val="26"/>
+                <w:szCs w:val="26"/>
+              </w:rPr>
+              <w:t>10</w:t>
+            </w:r>
           </w:p>
         </w:tc>
       </w:tr>
@@ -2071,34 +2266,6 @@
               <w:t>6.1</w:t>
             </w:r>
           </w:p>
-          <w:p>
-            <w:pPr>
-              <w:pBdr>
-                <w:top w:val="nil"/>
-                <w:left w:val="nil"/>
-                <w:bottom w:val="nil"/>
-                <w:right w:val="nil"/>
-                <w:between w:val="nil"/>
-              </w:pBdr>
-              <w:rPr>
-                <w:rFonts w:ascii="Times New Roman" w:eastAsia="Times New Roman" w:hAnsi="Times New Roman" w:cs="Times New Roman"/>
-                <w:b/>
-                <w:bCs/>
-                <w:color w:val="000000"/>
-                <w:sz w:val="26"/>
-                <w:szCs w:val="26"/>
-              </w:rPr>
-            </w:pPr>
-            <w:r>
-              <w:rPr>
-                <w:rFonts w:ascii="Times New Roman" w:eastAsia="Times New Roman" w:hAnsi="Times New Roman" w:cs="Times New Roman"/>
-                <w:color w:val="000000"/>
-                <w:sz w:val="26"/>
-                <w:szCs w:val="26"/>
-              </w:rPr>
-              <w:t>6.2</w:t>
-            </w:r>
-          </w:p>
         </w:tc>
         <w:tc>
           <w:tcPr>
@@ -2160,32 +2327,6 @@
               <w:t>Online References</w:t>
             </w:r>
           </w:p>
-          <w:p>
-            <w:pPr>
-              <w:pBdr>
-                <w:top w:val="nil"/>
-                <w:left w:val="nil"/>
-                <w:bottom w:val="nil"/>
-                <w:right w:val="nil"/>
-                <w:between w:val="nil"/>
-              </w:pBdr>
-              <w:rPr>
-                <w:rFonts w:ascii="Times New Roman" w:eastAsia="Times New Roman" w:hAnsi="Times New Roman" w:cs="Times New Roman"/>
-                <w:color w:val="000000"/>
-                <w:sz w:val="26"/>
-                <w:szCs w:val="26"/>
-              </w:rPr>
-            </w:pPr>
-            <w:r>
-              <w:rPr>
-                <w:rFonts w:ascii="Times New Roman" w:eastAsia="Times New Roman" w:hAnsi="Times New Roman" w:cs="Times New Roman"/>
-                <w:color w:val="000000"/>
-                <w:sz w:val="26"/>
-                <w:szCs w:val="26"/>
-              </w:rPr>
-              <w:t>Offline References</w:t>
-            </w:r>
-          </w:p>
         </w:tc>
         <w:tc>
           <w:tcPr>
@@ -2208,6 +2349,51 @@
                 <w:szCs w:val="26"/>
               </w:rPr>
             </w:pPr>
+            <w:r>
+              <w:rPr>
+                <w:rFonts w:ascii="Times New Roman" w:eastAsia="Times New Roman" w:hAnsi="Times New Roman" w:cs="Times New Roman"/>
+                <w:color w:val="000000"/>
+                <w:sz w:val="26"/>
+                <w:szCs w:val="26"/>
+              </w:rPr>
+              <w:t>1</w:t>
+            </w:r>
+            <w:r>
+              <w:rPr>
+                <w:rFonts w:ascii="Times New Roman" w:eastAsia="Times New Roman" w:hAnsi="Times New Roman" w:cs="Times New Roman"/>
+                <w:color w:val="000000"/>
+                <w:sz w:val="26"/>
+                <w:szCs w:val="26"/>
+              </w:rPr>
+              <w:t>1</w:t>
+            </w:r>
+          </w:p>
+          <w:p>
+            <w:pPr>
+              <w:pBdr>
+                <w:top w:val="nil"/>
+                <w:left w:val="nil"/>
+                <w:bottom w:val="nil"/>
+                <w:right w:val="nil"/>
+                <w:between w:val="nil"/>
+              </w:pBdr>
+              <w:jc w:val="center"/>
+              <w:rPr>
+                <w:rFonts w:ascii="Times New Roman" w:eastAsia="Times New Roman" w:hAnsi="Times New Roman" w:cs="Times New Roman"/>
+                <w:color w:val="000000"/>
+                <w:sz w:val="26"/>
+                <w:szCs w:val="26"/>
+              </w:rPr>
+            </w:pPr>
+            <w:r>
+              <w:rPr>
+                <w:rFonts w:ascii="Times New Roman" w:eastAsia="Times New Roman" w:hAnsi="Times New Roman" w:cs="Times New Roman"/>
+                <w:color w:val="000000"/>
+                <w:sz w:val="26"/>
+                <w:szCs w:val="26"/>
+              </w:rPr>
+              <w:t>11</w:t>
+            </w:r>
           </w:p>
         </w:tc>
       </w:tr>
@@ -2621,47 +2807,6 @@
           <w:right w:val="nil"/>
           <w:between w:val="nil"/>
         </w:pBdr>
-        <w:jc w:val="center"/>
-        <w:rPr>
-          <w:rFonts w:ascii="Times New Roman" w:eastAsia="Times New Roman" w:hAnsi="Times New Roman" w:cs="Times New Roman"/>
-          <w:b/>
-          <w:bCs/>
-          <w:color w:val="000000"/>
-          <w:sz w:val="32"/>
-          <w:szCs w:val="32"/>
-        </w:rPr>
-      </w:pPr>
-    </w:p>
-    <w:p>
-      <w:pPr>
-        <w:pBdr>
-          <w:top w:val="nil"/>
-          <w:left w:val="nil"/>
-          <w:bottom w:val="nil"/>
-          <w:right w:val="nil"/>
-          <w:between w:val="nil"/>
-        </w:pBdr>
-        <w:jc w:val="center"/>
-        <w:rPr>
-          <w:rFonts w:ascii="Times New Roman" w:eastAsia="Times New Roman" w:hAnsi="Times New Roman" w:cs="Times New Roman"/>
-          <w:b/>
-          <w:bCs/>
-          <w:color w:val="000000"/>
-          <w:sz w:val="32"/>
-          <w:szCs w:val="32"/>
-        </w:rPr>
-      </w:pPr>
-    </w:p>
-    <w:p>
-      <w:pPr>
-        <w:pBdr>
-          <w:top w:val="nil"/>
-          <w:left w:val="nil"/>
-          <w:bottom w:val="nil"/>
-          <w:right w:val="nil"/>
-          <w:between w:val="nil"/>
-        </w:pBdr>
-        <w:jc w:val="center"/>
         <w:rPr>
           <w:rFonts w:ascii="Times New Roman" w:eastAsia="Times New Roman" w:hAnsi="Times New Roman" w:cs="Times New Roman"/>
           <w:b/>
@@ -2953,6 +3098,13 @@
                 <w:color w:val="000000"/>
               </w:rPr>
             </w:pPr>
+            <w:r>
+              <w:rPr>
+                <w:rFonts w:ascii="Times New Roman" w:eastAsia="Times New Roman" w:hAnsi="Times New Roman" w:cs="Times New Roman"/>
+                <w:color w:val="000000"/>
+              </w:rPr>
+              <w:t>Fig1</w:t>
+            </w:r>
           </w:p>
         </w:tc>
         <w:tc>
@@ -2974,6 +3126,13 @@
                 <w:color w:val="000000"/>
               </w:rPr>
             </w:pPr>
+            <w:r>
+              <w:rPr>
+                <w:rFonts w:ascii="Times New Roman" w:eastAsia="Times New Roman" w:hAnsi="Times New Roman" w:cs="Times New Roman"/>
+                <w:color w:val="000000"/>
+              </w:rPr>
+              <w:t>Menu design</w:t>
+            </w:r>
           </w:p>
         </w:tc>
         <w:tc>
@@ -2995,6 +3154,13 @@
                 <w:color w:val="000000"/>
               </w:rPr>
             </w:pPr>
+            <w:r>
+              <w:rPr>
+                <w:rFonts w:ascii="Times New Roman" w:eastAsia="Times New Roman" w:hAnsi="Times New Roman" w:cs="Times New Roman"/>
+                <w:color w:val="000000"/>
+              </w:rPr>
+              <w:t>7</w:t>
+            </w:r>
           </w:p>
         </w:tc>
       </w:tr>
@@ -3050,6 +3216,13 @@
                 <w:color w:val="000000"/>
               </w:rPr>
             </w:pPr>
+            <w:r>
+              <w:rPr>
+                <w:rFonts w:ascii="Times New Roman" w:eastAsia="Times New Roman" w:hAnsi="Times New Roman" w:cs="Times New Roman"/>
+                <w:color w:val="000000"/>
+              </w:rPr>
+              <w:t>Fig2</w:t>
+            </w:r>
           </w:p>
         </w:tc>
         <w:tc>
@@ -3072,6 +3245,15 @@
                 <w:szCs w:val="26"/>
               </w:rPr>
             </w:pPr>
+            <w:r>
+              <w:rPr>
+                <w:rFonts w:ascii="Times New Roman" w:eastAsia="Times New Roman" w:hAnsi="Times New Roman" w:cs="Times New Roman"/>
+                <w:color w:val="000000"/>
+                <w:sz w:val="26"/>
+                <w:szCs w:val="26"/>
+              </w:rPr>
+              <w:t>Screen design</w:t>
+            </w:r>
           </w:p>
         </w:tc>
         <w:tc>
@@ -3093,6 +3275,13 @@
                 <w:color w:val="000000"/>
               </w:rPr>
             </w:pPr>
+            <w:r>
+              <w:rPr>
+                <w:rFonts w:ascii="Times New Roman" w:eastAsia="Times New Roman" w:hAnsi="Times New Roman" w:cs="Times New Roman"/>
+                <w:color w:val="000000"/>
+              </w:rPr>
+              <w:t>7</w:t>
+            </w:r>
           </w:p>
         </w:tc>
       </w:tr>
@@ -3148,6 +3337,13 @@
                 <w:color w:val="000000"/>
               </w:rPr>
             </w:pPr>
+            <w:r>
+              <w:rPr>
+                <w:rFonts w:ascii="Times New Roman" w:eastAsia="Times New Roman" w:hAnsi="Times New Roman" w:cs="Times New Roman"/>
+                <w:color w:val="000000"/>
+              </w:rPr>
+              <w:t>Fig3</w:t>
+            </w:r>
           </w:p>
         </w:tc>
         <w:tc>
@@ -3170,6 +3366,15 @@
                 <w:szCs w:val="26"/>
               </w:rPr>
             </w:pPr>
+            <w:r>
+              <w:rPr>
+                <w:rFonts w:ascii="Times New Roman" w:eastAsia="Times New Roman" w:hAnsi="Times New Roman" w:cs="Times New Roman"/>
+                <w:color w:val="000000"/>
+                <w:sz w:val="26"/>
+                <w:szCs w:val="26"/>
+              </w:rPr>
+              <w:t>Sample output</w:t>
+            </w:r>
           </w:p>
         </w:tc>
         <w:tc>
@@ -3191,6 +3396,13 @@
                 <w:color w:val="000000"/>
               </w:rPr>
             </w:pPr>
+            <w:r>
+              <w:rPr>
+                <w:rFonts w:ascii="Times New Roman" w:eastAsia="Times New Roman" w:hAnsi="Times New Roman" w:cs="Times New Roman"/>
+                <w:color w:val="000000"/>
+              </w:rPr>
+              <w:t>8</w:t>
+            </w:r>
           </w:p>
         </w:tc>
       </w:tr>
@@ -3246,6 +3458,13 @@
                 <w:color w:val="000000"/>
               </w:rPr>
             </w:pPr>
+            <w:r>
+              <w:rPr>
+                <w:rFonts w:ascii="Times New Roman" w:eastAsia="Times New Roman" w:hAnsi="Times New Roman" w:cs="Times New Roman"/>
+                <w:color w:val="000000"/>
+              </w:rPr>
+              <w:t>Fig4</w:t>
+            </w:r>
           </w:p>
         </w:tc>
         <w:tc>
@@ -3268,6 +3487,15 @@
                 <w:szCs w:val="26"/>
               </w:rPr>
             </w:pPr>
+            <w:r>
+              <w:rPr>
+                <w:rFonts w:ascii="Times New Roman" w:eastAsia="Times New Roman" w:hAnsi="Times New Roman" w:cs="Times New Roman"/>
+                <w:color w:val="000000"/>
+                <w:sz w:val="26"/>
+                <w:szCs w:val="26"/>
+              </w:rPr>
+              <w:t>Recommended jobs</w:t>
+            </w:r>
           </w:p>
         </w:tc>
         <w:tc>
@@ -3289,327 +3517,6 @@
                 <w:color w:val="000000"/>
               </w:rPr>
             </w:pPr>
-          </w:p>
-        </w:tc>
-      </w:tr>
-      <w:tr>
-        <w:trPr>
-          <w:cantSplit/>
-          <w:tblHeader/>
-        </w:trPr>
-        <w:tc>
-          <w:tcPr>
-            <w:tcW w:w="1188" w:type="dxa"/>
-          </w:tcPr>
-          <w:p>
-            <w:pPr>
-              <w:pBdr>
-                <w:top w:val="nil"/>
-                <w:left w:val="nil"/>
-                <w:bottom w:val="nil"/>
-                <w:right w:val="nil"/>
-                <w:between w:val="nil"/>
-              </w:pBdr>
-              <w:jc w:val="center"/>
-              <w:rPr>
-                <w:rFonts w:ascii="Times New Roman" w:eastAsia="Times New Roman" w:hAnsi="Times New Roman" w:cs="Times New Roman"/>
-                <w:color w:val="000000"/>
-              </w:rPr>
-            </w:pPr>
-            <w:r>
-              <w:rPr>
-                <w:rFonts w:ascii="Times New Roman" w:eastAsia="Times New Roman" w:hAnsi="Times New Roman" w:cs="Times New Roman"/>
-                <w:color w:val="000000"/>
-              </w:rPr>
-              <w:t>5</w:t>
-            </w:r>
-          </w:p>
-        </w:tc>
-        <w:tc>
-          <w:tcPr>
-            <w:tcW w:w="1620" w:type="dxa"/>
-          </w:tcPr>
-          <w:p>
-            <w:pPr>
-              <w:pBdr>
-                <w:top w:val="nil"/>
-                <w:left w:val="nil"/>
-                <w:bottom w:val="nil"/>
-                <w:right w:val="nil"/>
-                <w:between w:val="nil"/>
-              </w:pBdr>
-              <w:jc w:val="center"/>
-              <w:rPr>
-                <w:rFonts w:ascii="Times New Roman" w:eastAsia="Times New Roman" w:hAnsi="Times New Roman" w:cs="Times New Roman"/>
-                <w:color w:val="000000"/>
-              </w:rPr>
-            </w:pPr>
-          </w:p>
-        </w:tc>
-        <w:tc>
-          <w:tcPr>
-            <w:tcW w:w="5040" w:type="dxa"/>
-          </w:tcPr>
-          <w:p>
-            <w:pPr>
-              <w:pBdr>
-                <w:top w:val="nil"/>
-                <w:left w:val="nil"/>
-                <w:bottom w:val="nil"/>
-                <w:right w:val="nil"/>
-                <w:between w:val="nil"/>
-              </w:pBdr>
-              <w:rPr>
-                <w:rFonts w:ascii="Times New Roman" w:eastAsia="Times New Roman" w:hAnsi="Times New Roman" w:cs="Times New Roman"/>
-                <w:color w:val="000000"/>
-                <w:sz w:val="26"/>
-                <w:szCs w:val="26"/>
-              </w:rPr>
-            </w:pPr>
-          </w:p>
-        </w:tc>
-        <w:tc>
-          <w:tcPr>
-            <w:tcW w:w="1368" w:type="dxa"/>
-          </w:tcPr>
-          <w:p>
-            <w:pPr>
-              <w:pBdr>
-                <w:top w:val="nil"/>
-                <w:left w:val="nil"/>
-                <w:bottom w:val="nil"/>
-                <w:right w:val="nil"/>
-                <w:between w:val="nil"/>
-              </w:pBdr>
-              <w:jc w:val="center"/>
-              <w:rPr>
-                <w:rFonts w:ascii="Times New Roman" w:eastAsia="Times New Roman" w:hAnsi="Times New Roman" w:cs="Times New Roman"/>
-                <w:color w:val="000000"/>
-              </w:rPr>
-            </w:pPr>
-          </w:p>
-        </w:tc>
-      </w:tr>
-      <w:tr>
-        <w:trPr>
-          <w:cantSplit/>
-          <w:tblHeader/>
-        </w:trPr>
-        <w:tc>
-          <w:tcPr>
-            <w:tcW w:w="1188" w:type="dxa"/>
-          </w:tcPr>
-          <w:p>
-            <w:pPr>
-              <w:pBdr>
-                <w:top w:val="nil"/>
-                <w:left w:val="nil"/>
-                <w:bottom w:val="nil"/>
-                <w:right w:val="nil"/>
-                <w:between w:val="nil"/>
-              </w:pBdr>
-              <w:jc w:val="center"/>
-              <w:rPr>
-                <w:rFonts w:ascii="Times New Roman" w:eastAsia="Times New Roman" w:hAnsi="Times New Roman" w:cs="Times New Roman"/>
-                <w:color w:val="000000"/>
-              </w:rPr>
-            </w:pPr>
-            <w:r>
-              <w:rPr>
-                <w:rFonts w:ascii="Times New Roman" w:eastAsia="Times New Roman" w:hAnsi="Times New Roman" w:cs="Times New Roman"/>
-                <w:color w:val="000000"/>
-              </w:rPr>
-              <w:t>6</w:t>
-            </w:r>
-          </w:p>
-        </w:tc>
-        <w:tc>
-          <w:tcPr>
-            <w:tcW w:w="1620" w:type="dxa"/>
-          </w:tcPr>
-          <w:p>
-            <w:pPr>
-              <w:pBdr>
-                <w:top w:val="nil"/>
-                <w:left w:val="nil"/>
-                <w:bottom w:val="nil"/>
-                <w:right w:val="nil"/>
-                <w:between w:val="nil"/>
-              </w:pBdr>
-              <w:jc w:val="center"/>
-              <w:rPr>
-                <w:rFonts w:ascii="Times New Roman" w:eastAsia="Times New Roman" w:hAnsi="Times New Roman" w:cs="Times New Roman"/>
-                <w:color w:val="000000"/>
-              </w:rPr>
-            </w:pPr>
-          </w:p>
-        </w:tc>
-        <w:tc>
-          <w:tcPr>
-            <w:tcW w:w="5040" w:type="dxa"/>
-          </w:tcPr>
-          <w:p>
-            <w:pPr>
-              <w:pBdr>
-                <w:top w:val="nil"/>
-                <w:left w:val="nil"/>
-                <w:bottom w:val="nil"/>
-                <w:right w:val="nil"/>
-                <w:between w:val="nil"/>
-              </w:pBdr>
-              <w:rPr>
-                <w:rFonts w:ascii="Times New Roman" w:eastAsia="Times New Roman" w:hAnsi="Times New Roman" w:cs="Times New Roman"/>
-                <w:color w:val="000000"/>
-                <w:sz w:val="26"/>
-                <w:szCs w:val="26"/>
-              </w:rPr>
-            </w:pPr>
-          </w:p>
-        </w:tc>
-        <w:tc>
-          <w:tcPr>
-            <w:tcW w:w="1368" w:type="dxa"/>
-          </w:tcPr>
-          <w:p>
-            <w:pPr>
-              <w:pBdr>
-                <w:top w:val="nil"/>
-                <w:left w:val="nil"/>
-                <w:bottom w:val="nil"/>
-                <w:right w:val="nil"/>
-                <w:between w:val="nil"/>
-              </w:pBdr>
-              <w:jc w:val="center"/>
-              <w:rPr>
-                <w:rFonts w:ascii="Times New Roman" w:eastAsia="Times New Roman" w:hAnsi="Times New Roman" w:cs="Times New Roman"/>
-                <w:color w:val="000000"/>
-              </w:rPr>
-            </w:pPr>
-          </w:p>
-        </w:tc>
-      </w:tr>
-      <w:tr>
-        <w:trPr>
-          <w:cantSplit/>
-          <w:tblHeader/>
-        </w:trPr>
-        <w:tc>
-          <w:tcPr>
-            <w:tcW w:w="1188" w:type="dxa"/>
-          </w:tcPr>
-          <w:p>
-            <w:pPr>
-              <w:pBdr>
-                <w:top w:val="nil"/>
-                <w:left w:val="nil"/>
-                <w:bottom w:val="nil"/>
-                <w:right w:val="nil"/>
-                <w:between w:val="nil"/>
-              </w:pBdr>
-              <w:jc w:val="center"/>
-              <w:rPr>
-                <w:rFonts w:ascii="Times New Roman" w:eastAsia="Times New Roman" w:hAnsi="Times New Roman" w:cs="Times New Roman"/>
-                <w:color w:val="000000"/>
-              </w:rPr>
-            </w:pPr>
-            <w:r>
-              <w:rPr>
-                <w:rFonts w:ascii="Times New Roman" w:eastAsia="Times New Roman" w:hAnsi="Times New Roman" w:cs="Times New Roman"/>
-                <w:color w:val="000000"/>
-              </w:rPr>
-              <w:t>7</w:t>
-            </w:r>
-          </w:p>
-        </w:tc>
-        <w:tc>
-          <w:tcPr>
-            <w:tcW w:w="1620" w:type="dxa"/>
-          </w:tcPr>
-          <w:p>
-            <w:pPr>
-              <w:pBdr>
-                <w:top w:val="nil"/>
-                <w:left w:val="nil"/>
-                <w:bottom w:val="nil"/>
-                <w:right w:val="nil"/>
-                <w:between w:val="nil"/>
-              </w:pBdr>
-              <w:jc w:val="center"/>
-              <w:rPr>
-                <w:rFonts w:ascii="Times New Roman" w:eastAsia="Times New Roman" w:hAnsi="Times New Roman" w:cs="Times New Roman"/>
-                <w:color w:val="000000"/>
-              </w:rPr>
-            </w:pPr>
-          </w:p>
-        </w:tc>
-        <w:tc>
-          <w:tcPr>
-            <w:tcW w:w="5040" w:type="dxa"/>
-          </w:tcPr>
-          <w:p>
-            <w:pPr>
-              <w:pBdr>
-                <w:top w:val="nil"/>
-                <w:left w:val="nil"/>
-                <w:bottom w:val="nil"/>
-                <w:right w:val="nil"/>
-                <w:between w:val="nil"/>
-              </w:pBdr>
-              <w:rPr>
-                <w:rFonts w:ascii="Times New Roman" w:eastAsia="Times New Roman" w:hAnsi="Times New Roman" w:cs="Times New Roman"/>
-                <w:color w:val="000000"/>
-                <w:sz w:val="26"/>
-                <w:szCs w:val="26"/>
-              </w:rPr>
-            </w:pPr>
-          </w:p>
-        </w:tc>
-        <w:tc>
-          <w:tcPr>
-            <w:tcW w:w="1368" w:type="dxa"/>
-          </w:tcPr>
-          <w:p>
-            <w:pPr>
-              <w:pBdr>
-                <w:top w:val="nil"/>
-                <w:left w:val="nil"/>
-                <w:bottom w:val="nil"/>
-                <w:right w:val="nil"/>
-                <w:between w:val="nil"/>
-              </w:pBdr>
-              <w:jc w:val="center"/>
-              <w:rPr>
-                <w:rFonts w:ascii="Times New Roman" w:eastAsia="Times New Roman" w:hAnsi="Times New Roman" w:cs="Times New Roman"/>
-                <w:color w:val="000000"/>
-              </w:rPr>
-            </w:pPr>
-          </w:p>
-        </w:tc>
-      </w:tr>
-      <w:tr>
-        <w:trPr>
-          <w:cantSplit/>
-          <w:tblHeader/>
-        </w:trPr>
-        <w:tc>
-          <w:tcPr>
-            <w:tcW w:w="1188" w:type="dxa"/>
-          </w:tcPr>
-          <w:p>
-            <w:pPr>
-              <w:pBdr>
-                <w:top w:val="nil"/>
-                <w:left w:val="nil"/>
-                <w:bottom w:val="nil"/>
-                <w:right w:val="nil"/>
-                <w:between w:val="nil"/>
-              </w:pBdr>
-              <w:jc w:val="center"/>
-              <w:rPr>
-                <w:rFonts w:ascii="Times New Roman" w:eastAsia="Times New Roman" w:hAnsi="Times New Roman" w:cs="Times New Roman"/>
-                <w:color w:val="000000"/>
-              </w:rPr>
-            </w:pPr>
             <w:r>
               <w:rPr>
                 <w:rFonts w:ascii="Times New Roman" w:eastAsia="Times New Roman" w:hAnsi="Times New Roman" w:cs="Times New Roman"/>
@@ -3617,168 +3524,6 @@
               </w:rPr>
               <w:t>8</w:t>
             </w:r>
-          </w:p>
-        </w:tc>
-        <w:tc>
-          <w:tcPr>
-            <w:tcW w:w="1620" w:type="dxa"/>
-          </w:tcPr>
-          <w:p>
-            <w:pPr>
-              <w:pBdr>
-                <w:top w:val="nil"/>
-                <w:left w:val="nil"/>
-                <w:bottom w:val="nil"/>
-                <w:right w:val="nil"/>
-                <w:between w:val="nil"/>
-              </w:pBdr>
-              <w:jc w:val="center"/>
-              <w:rPr>
-                <w:rFonts w:ascii="Times New Roman" w:eastAsia="Times New Roman" w:hAnsi="Times New Roman" w:cs="Times New Roman"/>
-                <w:color w:val="000000"/>
-              </w:rPr>
-            </w:pPr>
-          </w:p>
-        </w:tc>
-        <w:tc>
-          <w:tcPr>
-            <w:tcW w:w="5040" w:type="dxa"/>
-          </w:tcPr>
-          <w:p>
-            <w:pPr>
-              <w:pBdr>
-                <w:top w:val="nil"/>
-                <w:left w:val="nil"/>
-                <w:bottom w:val="nil"/>
-                <w:right w:val="nil"/>
-                <w:between w:val="nil"/>
-              </w:pBdr>
-              <w:rPr>
-                <w:rFonts w:ascii="Times New Roman" w:eastAsia="Times New Roman" w:hAnsi="Times New Roman" w:cs="Times New Roman"/>
-                <w:color w:val="000000"/>
-                <w:sz w:val="26"/>
-                <w:szCs w:val="26"/>
-              </w:rPr>
-            </w:pPr>
-          </w:p>
-        </w:tc>
-        <w:tc>
-          <w:tcPr>
-            <w:tcW w:w="1368" w:type="dxa"/>
-          </w:tcPr>
-          <w:p>
-            <w:pPr>
-              <w:pBdr>
-                <w:top w:val="nil"/>
-                <w:left w:val="nil"/>
-                <w:bottom w:val="nil"/>
-                <w:right w:val="nil"/>
-                <w:between w:val="nil"/>
-              </w:pBdr>
-              <w:jc w:val="center"/>
-              <w:rPr>
-                <w:rFonts w:ascii="Times New Roman" w:eastAsia="Times New Roman" w:hAnsi="Times New Roman" w:cs="Times New Roman"/>
-                <w:color w:val="000000"/>
-              </w:rPr>
-            </w:pPr>
-          </w:p>
-        </w:tc>
-      </w:tr>
-      <w:tr>
-        <w:trPr>
-          <w:cantSplit/>
-          <w:tblHeader/>
-        </w:trPr>
-        <w:tc>
-          <w:tcPr>
-            <w:tcW w:w="1188" w:type="dxa"/>
-          </w:tcPr>
-          <w:p>
-            <w:pPr>
-              <w:pBdr>
-                <w:top w:val="nil"/>
-                <w:left w:val="nil"/>
-                <w:bottom w:val="nil"/>
-                <w:right w:val="nil"/>
-                <w:between w:val="nil"/>
-              </w:pBdr>
-              <w:jc w:val="center"/>
-              <w:rPr>
-                <w:rFonts w:ascii="Times New Roman" w:eastAsia="Times New Roman" w:hAnsi="Times New Roman" w:cs="Times New Roman"/>
-                <w:color w:val="000000"/>
-              </w:rPr>
-            </w:pPr>
-            <w:r>
-              <w:rPr>
-                <w:rFonts w:ascii="Times New Roman" w:eastAsia="Times New Roman" w:hAnsi="Times New Roman" w:cs="Times New Roman"/>
-                <w:color w:val="000000"/>
-              </w:rPr>
-              <w:t>9</w:t>
-            </w:r>
-          </w:p>
-        </w:tc>
-        <w:tc>
-          <w:tcPr>
-            <w:tcW w:w="1620" w:type="dxa"/>
-          </w:tcPr>
-          <w:p>
-            <w:pPr>
-              <w:pBdr>
-                <w:top w:val="nil"/>
-                <w:left w:val="nil"/>
-                <w:bottom w:val="nil"/>
-                <w:right w:val="nil"/>
-                <w:between w:val="nil"/>
-              </w:pBdr>
-              <w:jc w:val="center"/>
-              <w:rPr>
-                <w:rFonts w:ascii="Times New Roman" w:eastAsia="Times New Roman" w:hAnsi="Times New Roman" w:cs="Times New Roman"/>
-                <w:color w:val="000000"/>
-              </w:rPr>
-            </w:pPr>
-          </w:p>
-        </w:tc>
-        <w:tc>
-          <w:tcPr>
-            <w:tcW w:w="5040" w:type="dxa"/>
-          </w:tcPr>
-          <w:p>
-            <w:pPr>
-              <w:pBdr>
-                <w:top w:val="nil"/>
-                <w:left w:val="nil"/>
-                <w:bottom w:val="nil"/>
-                <w:right w:val="nil"/>
-                <w:between w:val="nil"/>
-              </w:pBdr>
-              <w:rPr>
-                <w:rFonts w:ascii="Times New Roman" w:eastAsia="Times New Roman" w:hAnsi="Times New Roman" w:cs="Times New Roman"/>
-                <w:color w:val="000000"/>
-                <w:sz w:val="26"/>
-                <w:szCs w:val="26"/>
-              </w:rPr>
-            </w:pPr>
-          </w:p>
-        </w:tc>
-        <w:tc>
-          <w:tcPr>
-            <w:tcW w:w="1368" w:type="dxa"/>
-          </w:tcPr>
-          <w:p>
-            <w:pPr>
-              <w:pBdr>
-                <w:top w:val="nil"/>
-                <w:left w:val="nil"/>
-                <w:bottom w:val="nil"/>
-                <w:right w:val="nil"/>
-                <w:between w:val="nil"/>
-              </w:pBdr>
-              <w:jc w:val="center"/>
-              <w:rPr>
-                <w:rFonts w:ascii="Times New Roman" w:eastAsia="Times New Roman" w:hAnsi="Times New Roman" w:cs="Times New Roman"/>
-                <w:color w:val="000000"/>
-              </w:rPr>
-            </w:pPr>
           </w:p>
         </w:tc>
       </w:tr>
@@ -4771,20 +4516,53 @@
     </w:p>
     <w:p>
       <w:pPr>
-        <w:pBdr>
-          <w:top w:val="nil"/>
-          <w:left w:val="nil"/>
-          <w:bottom w:val="nil"/>
-          <w:right w:val="nil"/>
-          <w:between w:val="nil"/>
-        </w:pBdr>
-        <w:rPr>
-          <w:rFonts w:ascii="Times New Roman" w:eastAsia="Times New Roman" w:hAnsi="Times New Roman" w:cs="Times New Roman"/>
-          <w:b/>
-          <w:bCs/>
-          <w:color w:val="000000"/>
+        <w:spacing w:line="360" w:lineRule="auto"/>
+      </w:pPr>
+    </w:p>
+    <w:p/>
+    <w:p/>
+    <w:p/>
+    <w:p/>
+    <w:p/>
+    <w:p/>
+    <w:p/>
+    <w:p/>
+    <w:p/>
+    <w:p/>
+    <w:p/>
+    <w:p/>
+    <w:p>
+      <w:pPr>
+        <w:spacing w:line="360" w:lineRule="auto"/>
+      </w:pPr>
+    </w:p>
+    <w:p/>
+    <w:p>
+      <w:pPr>
+        <w:spacing w:line="360" w:lineRule="auto"/>
+      </w:pPr>
+    </w:p>
+    <w:p>
+      <w:pPr>
+        <w:tabs>
+          <w:tab w:val="left" w:pos="3084"/>
+        </w:tabs>
+        <w:spacing w:line="360" w:lineRule="auto"/>
+      </w:pPr>
+      <w:r>
+        <w:tab/>
+      </w:r>
+    </w:p>
+    <w:p>
+      <w:pPr>
+        <w:spacing w:line="360" w:lineRule="auto"/>
+        <w:rPr>
+          <w:rFonts w:ascii="Times New Roman" w:hAnsi="Times New Roman" w:cs="Times New Roman"/>
+          <w:b/>
+          <w:bCs/>
           <w:sz w:val="32"/>
           <w:szCs w:val="32"/>
+          <w:lang w:val="en-US"/>
         </w:rPr>
       </w:pPr>
       <w:r>
@@ -4792,594 +4570,2927 @@
       </w:r>
       <w:r>
         <w:rPr>
-          <w:rFonts w:ascii="Times New Roman" w:eastAsia="Times New Roman" w:hAnsi="Times New Roman" w:cs="Times New Roman"/>
-          <w:b/>
-          <w:bCs/>
-          <w:color w:val="000000"/>
+          <w:rFonts w:ascii="Times New Roman" w:hAnsi="Times New Roman" w:cs="Times New Roman"/>
+          <w:b/>
+          <w:bCs/>
           <w:sz w:val="32"/>
           <w:szCs w:val="32"/>
+          <w:lang w:val="en-US"/>
         </w:rPr>
         <w:lastRenderedPageBreak/>
-        <w:t>Some important instructions for Project Documentation (</w:t>
-      </w:r>
-      <w:r>
-        <w:rPr>
-          <w:rFonts w:ascii="Times New Roman" w:eastAsia="Times New Roman" w:hAnsi="Times New Roman" w:cs="Times New Roman"/>
-          <w:b/>
-          <w:bCs/>
-          <w:color w:val="FF0000"/>
+        <w:t>1. SYNOPSIS</w:t>
+      </w:r>
+    </w:p>
+    <w:p>
+      <w:pPr>
+        <w:pBdr>
+          <w:top w:val="nil"/>
+          <w:left w:val="nil"/>
+          <w:bottom w:val="nil"/>
+          <w:right w:val="nil"/>
+          <w:between w:val="nil"/>
+        </w:pBdr>
+        <w:spacing w:line="360" w:lineRule="auto"/>
+        <w:jc w:val="both"/>
+        <w:rPr>
+          <w:rFonts w:ascii="Times New Roman" w:hAnsi="Times New Roman" w:cs="Times New Roman"/>
+          <w:lang w:val="en-US"/>
+        </w:rPr>
+      </w:pPr>
+      <w:r>
+        <w:rPr>
+          <w:rFonts w:ascii="Times New Roman" w:hAnsi="Times New Roman" w:cs="Times New Roman"/>
+          <w:lang w:val="en-US"/>
+        </w:rPr>
+        <w:t>This project presents an AI-based Resume Analyzer and Job Recommendation System that uses Natural Language Processing (NLP) and Machine Learning techniques to classify resumes and recommend suitable job opportunities. The system processes unstructured resume text, applies TF-IDF vectorization, and uses a Logistic Regression model to predict the most relevant job category. Based on the predicted category and resume content, a recommendation engine suggests relevant job roles by computing similarity between the resume and job descriptions. The system is implemented using Python, Scikit-learn, and FastAPI, with a user-friendly interface.</w:t>
+      </w:r>
+    </w:p>
+    <w:p>
+      <w:pPr>
+        <w:pBdr>
+          <w:top w:val="nil"/>
+          <w:left w:val="nil"/>
+          <w:bottom w:val="nil"/>
+          <w:right w:val="nil"/>
+          <w:between w:val="nil"/>
+        </w:pBdr>
+        <w:spacing w:line="360" w:lineRule="auto"/>
+        <w:jc w:val="both"/>
+        <w:rPr>
+          <w:rFonts w:ascii="Times New Roman" w:hAnsi="Times New Roman" w:cs="Times New Roman"/>
+          <w:lang w:val="en-US"/>
+        </w:rPr>
+      </w:pPr>
+    </w:p>
+    <w:p>
+      <w:pPr>
+        <w:pBdr>
+          <w:top w:val="nil"/>
+          <w:left w:val="nil"/>
+          <w:bottom w:val="nil"/>
+          <w:right w:val="nil"/>
+          <w:between w:val="nil"/>
+        </w:pBdr>
+        <w:spacing w:line="360" w:lineRule="auto"/>
+        <w:jc w:val="both"/>
+        <w:rPr>
+          <w:rFonts w:ascii="Times New Roman" w:hAnsi="Times New Roman" w:cs="Times New Roman"/>
+          <w:lang w:val="en-US"/>
+        </w:rPr>
+      </w:pPr>
+    </w:p>
+    <w:p>
+      <w:pPr>
+        <w:pBdr>
+          <w:top w:val="nil"/>
+          <w:left w:val="nil"/>
+          <w:bottom w:val="nil"/>
+          <w:right w:val="nil"/>
+          <w:between w:val="nil"/>
+        </w:pBdr>
+        <w:spacing w:line="360" w:lineRule="auto"/>
+        <w:jc w:val="both"/>
+        <w:rPr>
+          <w:rFonts w:ascii="Times New Roman" w:hAnsi="Times New Roman" w:cs="Times New Roman"/>
+          <w:lang w:val="en-US"/>
+        </w:rPr>
+      </w:pPr>
+    </w:p>
+    <w:p>
+      <w:pPr>
+        <w:pBdr>
+          <w:top w:val="nil"/>
+          <w:left w:val="nil"/>
+          <w:bottom w:val="nil"/>
+          <w:right w:val="nil"/>
+          <w:between w:val="nil"/>
+        </w:pBdr>
+        <w:spacing w:line="360" w:lineRule="auto"/>
+        <w:jc w:val="both"/>
+        <w:rPr>
+          <w:rFonts w:ascii="Times New Roman" w:hAnsi="Times New Roman" w:cs="Times New Roman"/>
+          <w:lang w:val="en-US"/>
+        </w:rPr>
+      </w:pPr>
+    </w:p>
+    <w:p>
+      <w:pPr>
+        <w:pBdr>
+          <w:top w:val="nil"/>
+          <w:left w:val="nil"/>
+          <w:bottom w:val="nil"/>
+          <w:right w:val="nil"/>
+          <w:between w:val="nil"/>
+        </w:pBdr>
+        <w:spacing w:line="360" w:lineRule="auto"/>
+        <w:jc w:val="both"/>
+        <w:rPr>
+          <w:rFonts w:ascii="Times New Roman" w:hAnsi="Times New Roman" w:cs="Times New Roman"/>
+          <w:lang w:val="en-US"/>
+        </w:rPr>
+      </w:pPr>
+    </w:p>
+    <w:p>
+      <w:pPr>
+        <w:pBdr>
+          <w:top w:val="nil"/>
+          <w:left w:val="nil"/>
+          <w:bottom w:val="nil"/>
+          <w:right w:val="nil"/>
+          <w:between w:val="nil"/>
+        </w:pBdr>
+        <w:spacing w:line="360" w:lineRule="auto"/>
+        <w:jc w:val="both"/>
+        <w:rPr>
+          <w:rFonts w:ascii="Times New Roman" w:hAnsi="Times New Roman" w:cs="Times New Roman"/>
+          <w:lang w:val="en-US"/>
+        </w:rPr>
+      </w:pPr>
+    </w:p>
+    <w:p>
+      <w:pPr>
+        <w:pBdr>
+          <w:top w:val="nil"/>
+          <w:left w:val="nil"/>
+          <w:bottom w:val="nil"/>
+          <w:right w:val="nil"/>
+          <w:between w:val="nil"/>
+        </w:pBdr>
+        <w:spacing w:line="360" w:lineRule="auto"/>
+        <w:jc w:val="both"/>
+        <w:rPr>
+          <w:rFonts w:ascii="Times New Roman" w:hAnsi="Times New Roman" w:cs="Times New Roman"/>
+          <w:lang w:val="en-US"/>
+        </w:rPr>
+      </w:pPr>
+    </w:p>
+    <w:p>
+      <w:pPr>
+        <w:pBdr>
+          <w:top w:val="nil"/>
+          <w:left w:val="nil"/>
+          <w:bottom w:val="nil"/>
+          <w:right w:val="nil"/>
+          <w:between w:val="nil"/>
+        </w:pBdr>
+        <w:spacing w:line="360" w:lineRule="auto"/>
+        <w:jc w:val="both"/>
+        <w:rPr>
+          <w:rFonts w:ascii="Times New Roman" w:hAnsi="Times New Roman" w:cs="Times New Roman"/>
+          <w:lang w:val="en-US"/>
+        </w:rPr>
+      </w:pPr>
+    </w:p>
+    <w:p>
+      <w:pPr>
+        <w:pBdr>
+          <w:top w:val="nil"/>
+          <w:left w:val="nil"/>
+          <w:bottom w:val="nil"/>
+          <w:right w:val="nil"/>
+          <w:between w:val="nil"/>
+        </w:pBdr>
+        <w:spacing w:line="360" w:lineRule="auto"/>
+        <w:jc w:val="both"/>
+        <w:rPr>
+          <w:rFonts w:ascii="Times New Roman" w:hAnsi="Times New Roman" w:cs="Times New Roman"/>
+          <w:lang w:val="en-US"/>
+        </w:rPr>
+      </w:pPr>
+    </w:p>
+    <w:p>
+      <w:pPr>
+        <w:pBdr>
+          <w:top w:val="nil"/>
+          <w:left w:val="nil"/>
+          <w:bottom w:val="nil"/>
+          <w:right w:val="nil"/>
+          <w:between w:val="nil"/>
+        </w:pBdr>
+        <w:spacing w:line="360" w:lineRule="auto"/>
+        <w:jc w:val="both"/>
+        <w:rPr>
+          <w:rFonts w:ascii="Times New Roman" w:hAnsi="Times New Roman" w:cs="Times New Roman"/>
+          <w:lang w:val="en-US"/>
+        </w:rPr>
+      </w:pPr>
+    </w:p>
+    <w:p>
+      <w:pPr>
+        <w:pBdr>
+          <w:top w:val="nil"/>
+          <w:left w:val="nil"/>
+          <w:bottom w:val="nil"/>
+          <w:right w:val="nil"/>
+          <w:between w:val="nil"/>
+        </w:pBdr>
+        <w:spacing w:line="360" w:lineRule="auto"/>
+        <w:jc w:val="both"/>
+        <w:rPr>
+          <w:rFonts w:ascii="Times New Roman" w:hAnsi="Times New Roman" w:cs="Times New Roman"/>
+          <w:lang w:val="en-US"/>
+        </w:rPr>
+      </w:pPr>
+    </w:p>
+    <w:p>
+      <w:pPr>
+        <w:pBdr>
+          <w:top w:val="nil"/>
+          <w:left w:val="nil"/>
+          <w:bottom w:val="nil"/>
+          <w:right w:val="nil"/>
+          <w:between w:val="nil"/>
+        </w:pBdr>
+        <w:spacing w:line="360" w:lineRule="auto"/>
+        <w:jc w:val="both"/>
+        <w:rPr>
+          <w:rFonts w:ascii="Times New Roman" w:hAnsi="Times New Roman" w:cs="Times New Roman"/>
+          <w:lang w:val="en-US"/>
+        </w:rPr>
+      </w:pPr>
+    </w:p>
+    <w:p>
+      <w:pPr>
+        <w:pBdr>
+          <w:top w:val="nil"/>
+          <w:left w:val="nil"/>
+          <w:bottom w:val="nil"/>
+          <w:right w:val="nil"/>
+          <w:between w:val="nil"/>
+        </w:pBdr>
+        <w:spacing w:line="360" w:lineRule="auto"/>
+        <w:jc w:val="both"/>
+        <w:rPr>
+          <w:rFonts w:ascii="Times New Roman" w:hAnsi="Times New Roman" w:cs="Times New Roman"/>
+          <w:lang w:val="en-US"/>
+        </w:rPr>
+      </w:pPr>
+    </w:p>
+    <w:p>
+      <w:pPr>
+        <w:pBdr>
+          <w:top w:val="nil"/>
+          <w:left w:val="nil"/>
+          <w:bottom w:val="nil"/>
+          <w:right w:val="nil"/>
+          <w:between w:val="nil"/>
+        </w:pBdr>
+        <w:spacing w:line="360" w:lineRule="auto"/>
+        <w:jc w:val="both"/>
+        <w:rPr>
+          <w:rFonts w:ascii="Times New Roman" w:hAnsi="Times New Roman" w:cs="Times New Roman"/>
+          <w:lang w:val="en-US"/>
+        </w:rPr>
+      </w:pPr>
+    </w:p>
+    <w:p>
+      <w:pPr>
+        <w:pBdr>
+          <w:top w:val="nil"/>
+          <w:left w:val="nil"/>
+          <w:bottom w:val="nil"/>
+          <w:right w:val="nil"/>
+          <w:between w:val="nil"/>
+        </w:pBdr>
+        <w:spacing w:line="360" w:lineRule="auto"/>
+        <w:jc w:val="both"/>
+        <w:rPr>
+          <w:rFonts w:ascii="Times New Roman" w:hAnsi="Times New Roman" w:cs="Times New Roman"/>
+          <w:lang w:val="en-US"/>
+        </w:rPr>
+      </w:pPr>
+    </w:p>
+    <w:p>
+      <w:pPr>
+        <w:pBdr>
+          <w:top w:val="nil"/>
+          <w:left w:val="nil"/>
+          <w:bottom w:val="nil"/>
+          <w:right w:val="nil"/>
+          <w:between w:val="nil"/>
+        </w:pBdr>
+        <w:spacing w:line="360" w:lineRule="auto"/>
+        <w:jc w:val="both"/>
+        <w:rPr>
+          <w:rFonts w:ascii="Times New Roman" w:hAnsi="Times New Roman" w:cs="Times New Roman"/>
+          <w:lang w:val="en-US"/>
+        </w:rPr>
+      </w:pPr>
+    </w:p>
+    <w:p>
+      <w:pPr>
+        <w:pBdr>
+          <w:top w:val="nil"/>
+          <w:left w:val="nil"/>
+          <w:bottom w:val="nil"/>
+          <w:right w:val="nil"/>
+          <w:between w:val="nil"/>
+        </w:pBdr>
+        <w:spacing w:line="360" w:lineRule="auto"/>
+        <w:jc w:val="both"/>
+        <w:rPr>
+          <w:rFonts w:ascii="Times New Roman" w:hAnsi="Times New Roman" w:cs="Times New Roman"/>
+          <w:lang w:val="en-US"/>
+        </w:rPr>
+      </w:pPr>
+    </w:p>
+    <w:p>
+      <w:pPr>
+        <w:pBdr>
+          <w:top w:val="nil"/>
+          <w:left w:val="nil"/>
+          <w:bottom w:val="nil"/>
+          <w:right w:val="nil"/>
+          <w:between w:val="nil"/>
+        </w:pBdr>
+        <w:spacing w:line="360" w:lineRule="auto"/>
+        <w:jc w:val="both"/>
+        <w:rPr>
+          <w:rFonts w:ascii="Times New Roman" w:hAnsi="Times New Roman" w:cs="Times New Roman"/>
+          <w:lang w:val="en-US"/>
+        </w:rPr>
+      </w:pPr>
+    </w:p>
+    <w:p>
+      <w:pPr>
+        <w:pBdr>
+          <w:top w:val="nil"/>
+          <w:left w:val="nil"/>
+          <w:bottom w:val="nil"/>
+          <w:right w:val="nil"/>
+          <w:between w:val="nil"/>
+        </w:pBdr>
+        <w:spacing w:line="360" w:lineRule="auto"/>
+        <w:jc w:val="both"/>
+        <w:rPr>
+          <w:rFonts w:ascii="Times New Roman" w:hAnsi="Times New Roman" w:cs="Times New Roman"/>
+          <w:lang w:val="en-US"/>
+        </w:rPr>
+      </w:pPr>
+    </w:p>
+    <w:p>
+      <w:pPr>
+        <w:pBdr>
+          <w:top w:val="nil"/>
+          <w:left w:val="nil"/>
+          <w:bottom w:val="nil"/>
+          <w:right w:val="nil"/>
+          <w:between w:val="nil"/>
+        </w:pBdr>
+        <w:spacing w:line="360" w:lineRule="auto"/>
+        <w:jc w:val="both"/>
+        <w:rPr>
+          <w:rFonts w:ascii="Times New Roman" w:hAnsi="Times New Roman" w:cs="Times New Roman"/>
+          <w:lang w:val="en-US"/>
+        </w:rPr>
+      </w:pPr>
+    </w:p>
+    <w:p>
+      <w:pPr>
+        <w:pBdr>
+          <w:top w:val="nil"/>
+          <w:left w:val="nil"/>
+          <w:bottom w:val="nil"/>
+          <w:right w:val="nil"/>
+          <w:between w:val="nil"/>
+        </w:pBdr>
+        <w:spacing w:line="360" w:lineRule="auto"/>
+        <w:jc w:val="both"/>
+        <w:rPr>
+          <w:rFonts w:ascii="Times New Roman" w:hAnsi="Times New Roman" w:cs="Times New Roman"/>
+          <w:lang w:val="en-US"/>
+        </w:rPr>
+      </w:pPr>
+    </w:p>
+    <w:p>
+      <w:pPr>
+        <w:pBdr>
+          <w:top w:val="nil"/>
+          <w:left w:val="nil"/>
+          <w:bottom w:val="nil"/>
+          <w:right w:val="nil"/>
+          <w:between w:val="nil"/>
+        </w:pBdr>
+        <w:spacing w:line="360" w:lineRule="auto"/>
+        <w:jc w:val="both"/>
+        <w:rPr>
+          <w:rFonts w:ascii="Times New Roman" w:hAnsi="Times New Roman" w:cs="Times New Roman"/>
+          <w:lang w:val="en-US"/>
+        </w:rPr>
+      </w:pPr>
+    </w:p>
+    <w:p>
+      <w:pPr>
+        <w:pBdr>
+          <w:top w:val="nil"/>
+          <w:left w:val="nil"/>
+          <w:bottom w:val="nil"/>
+          <w:right w:val="nil"/>
+          <w:between w:val="nil"/>
+        </w:pBdr>
+        <w:spacing w:line="360" w:lineRule="auto"/>
+        <w:jc w:val="both"/>
+        <w:rPr>
+          <w:rFonts w:ascii="Times New Roman" w:hAnsi="Times New Roman" w:cs="Times New Roman"/>
+          <w:lang w:val="en-US"/>
+        </w:rPr>
+      </w:pPr>
+    </w:p>
+    <w:p>
+      <w:pPr>
+        <w:pBdr>
+          <w:top w:val="nil"/>
+          <w:left w:val="nil"/>
+          <w:bottom w:val="nil"/>
+          <w:right w:val="nil"/>
+          <w:between w:val="nil"/>
+        </w:pBdr>
+        <w:spacing w:line="360" w:lineRule="auto"/>
+        <w:jc w:val="both"/>
+        <w:rPr>
+          <w:rFonts w:ascii="Times New Roman" w:hAnsi="Times New Roman" w:cs="Times New Roman"/>
+          <w:lang w:val="en-US"/>
+        </w:rPr>
+      </w:pPr>
+    </w:p>
+    <w:p>
+      <w:pPr>
+        <w:pBdr>
+          <w:top w:val="nil"/>
+          <w:left w:val="nil"/>
+          <w:bottom w:val="nil"/>
+          <w:right w:val="nil"/>
+          <w:between w:val="nil"/>
+        </w:pBdr>
+        <w:spacing w:line="360" w:lineRule="auto"/>
+        <w:rPr>
+          <w:rFonts w:ascii="Times New Roman" w:hAnsi="Times New Roman" w:cs="Times New Roman"/>
+          <w:b/>
+          <w:bCs/>
           <w:sz w:val="32"/>
           <w:szCs w:val="32"/>
-          <w:highlight w:val="yellow"/>
-        </w:rPr>
-        <w:t>Remove This Instruction Page in Final Copy</w:t>
-      </w:r>
-      <w:r>
-        <w:rPr>
-          <w:rFonts w:ascii="Times New Roman" w:eastAsia="Times New Roman" w:hAnsi="Times New Roman" w:cs="Times New Roman"/>
-          <w:b/>
-          <w:bCs/>
-          <w:color w:val="000000"/>
+          <w:lang w:val="en-US"/>
+        </w:rPr>
+      </w:pPr>
+      <w:r>
+        <w:rPr>
+          <w:rFonts w:ascii="Times New Roman" w:hAnsi="Times New Roman" w:cs="Times New Roman"/>
+          <w:b/>
+          <w:bCs/>
           <w:sz w:val="32"/>
           <w:szCs w:val="32"/>
+          <w:lang w:val="en-US"/>
+        </w:rPr>
+        <w:lastRenderedPageBreak/>
+        <w:t>2. PREAMBLE</w:t>
+      </w:r>
+    </w:p>
+    <w:p>
+      <w:pPr>
+        <w:pBdr>
+          <w:top w:val="nil"/>
+          <w:left w:val="nil"/>
+          <w:bottom w:val="nil"/>
+          <w:right w:val="nil"/>
+          <w:between w:val="nil"/>
+        </w:pBdr>
+        <w:spacing w:line="360" w:lineRule="auto"/>
+        <w:rPr>
+          <w:b/>
+          <w:bCs/>
+          <w:sz w:val="28"/>
+          <w:szCs w:val="28"/>
+          <w:lang w:val="en-US"/>
+        </w:rPr>
+      </w:pPr>
+      <w:r>
+        <w:rPr>
+          <w:b/>
+          <w:bCs/>
+          <w:sz w:val="28"/>
+          <w:szCs w:val="28"/>
+          <w:lang w:val="en-US"/>
+        </w:rPr>
+        <w:t>2.1 General Introduction</w:t>
+      </w:r>
+    </w:p>
+    <w:p>
+      <w:pPr>
+        <w:pBdr>
+          <w:top w:val="nil"/>
+          <w:left w:val="nil"/>
+          <w:bottom w:val="nil"/>
+          <w:right w:val="nil"/>
+          <w:between w:val="nil"/>
+        </w:pBdr>
+        <w:spacing w:line="360" w:lineRule="auto"/>
+        <w:jc w:val="both"/>
+        <w:rPr>
+          <w:rFonts w:ascii="Times New Roman" w:hAnsi="Times New Roman" w:cs="Times New Roman"/>
+          <w:lang w:val="en-US"/>
+        </w:rPr>
+      </w:pPr>
+      <w:r>
+        <w:rPr>
+          <w:rFonts w:ascii="Times New Roman" w:hAnsi="Times New Roman" w:cs="Times New Roman"/>
+          <w:lang w:val="en-US"/>
+        </w:rPr>
+        <w:t>In today's competitive job market, analyzing resumes manually is inefficient. This project automates resume screening using machine learning and NLP techniques. It classifies resumes into job categories and recommends suitable job roles.</w:t>
+      </w:r>
+    </w:p>
+    <w:p>
+      <w:pPr>
+        <w:pBdr>
+          <w:top w:val="nil"/>
+          <w:left w:val="nil"/>
+          <w:bottom w:val="nil"/>
+          <w:right w:val="nil"/>
+          <w:between w:val="nil"/>
+        </w:pBdr>
+        <w:spacing w:line="360" w:lineRule="auto"/>
+        <w:rPr>
+          <w:rFonts w:ascii="Times New Roman" w:hAnsi="Times New Roman" w:cs="Times New Roman"/>
+          <w:b/>
+          <w:bCs/>
+          <w:sz w:val="28"/>
+          <w:szCs w:val="28"/>
+          <w:lang w:val="en-US"/>
+        </w:rPr>
+      </w:pPr>
+      <w:r>
+        <w:rPr>
+          <w:rFonts w:ascii="Times New Roman" w:hAnsi="Times New Roman" w:cs="Times New Roman"/>
+          <w:b/>
+          <w:bCs/>
+          <w:sz w:val="28"/>
+          <w:szCs w:val="28"/>
+          <w:lang w:val="en-US"/>
+        </w:rPr>
+        <w:t>2.2 Statement of Problem</w:t>
+      </w:r>
+    </w:p>
+    <w:p>
+      <w:pPr>
+        <w:pBdr>
+          <w:top w:val="nil"/>
+          <w:left w:val="nil"/>
+          <w:bottom w:val="nil"/>
+          <w:right w:val="nil"/>
+          <w:between w:val="nil"/>
+        </w:pBdr>
+        <w:spacing w:line="360" w:lineRule="auto"/>
+        <w:jc w:val="both"/>
+        <w:rPr>
+          <w:rFonts w:ascii="Times New Roman" w:hAnsi="Times New Roman" w:cs="Times New Roman"/>
+          <w:lang w:val="en-US"/>
+        </w:rPr>
+      </w:pPr>
+      <w:r>
+        <w:rPr>
+          <w:rFonts w:ascii="Times New Roman" w:hAnsi="Times New Roman" w:cs="Times New Roman"/>
+          <w:lang w:val="en-US"/>
+        </w:rPr>
+        <w:t>Manual resume screening is time-consuming and prone to human error. There is a need for an automated system to classify resumes and suggest relevant jobs.</w:t>
+      </w:r>
+    </w:p>
+    <w:p>
+      <w:pPr>
+        <w:pBdr>
+          <w:top w:val="nil"/>
+          <w:left w:val="nil"/>
+          <w:bottom w:val="nil"/>
+          <w:right w:val="nil"/>
+          <w:between w:val="nil"/>
+        </w:pBdr>
+        <w:spacing w:line="360" w:lineRule="auto"/>
+        <w:rPr>
+          <w:rFonts w:ascii="Times New Roman" w:hAnsi="Times New Roman" w:cs="Times New Roman"/>
+          <w:b/>
+          <w:bCs/>
+          <w:sz w:val="28"/>
+          <w:szCs w:val="28"/>
+          <w:lang w:val="en-US"/>
+        </w:rPr>
+      </w:pPr>
+      <w:r>
+        <w:rPr>
+          <w:rFonts w:ascii="Times New Roman" w:hAnsi="Times New Roman" w:cs="Times New Roman"/>
+          <w:b/>
+          <w:bCs/>
+          <w:sz w:val="28"/>
+          <w:szCs w:val="28"/>
+          <w:lang w:val="en-US"/>
+        </w:rPr>
+        <w:t>2.3 Objectives and Scope</w:t>
+      </w:r>
+    </w:p>
+    <w:p>
+      <w:pPr>
+        <w:pBdr>
+          <w:top w:val="nil"/>
+          <w:left w:val="nil"/>
+          <w:bottom w:val="nil"/>
+          <w:right w:val="nil"/>
+          <w:between w:val="nil"/>
+        </w:pBdr>
+        <w:spacing w:line="360" w:lineRule="auto"/>
+        <w:rPr>
+          <w:rFonts w:ascii="Times New Roman" w:hAnsi="Times New Roman" w:cs="Times New Roman"/>
+          <w:lang w:val="en-US"/>
+        </w:rPr>
+      </w:pPr>
+      <w:r>
+        <w:rPr>
+          <w:rFonts w:ascii="Times New Roman" w:hAnsi="Times New Roman" w:cs="Times New Roman"/>
+          <w:b/>
+          <w:bCs/>
+          <w:lang w:val="en-US"/>
+        </w:rPr>
+        <w:t>Objectives:</w:t>
+      </w:r>
+      <w:r>
+        <w:rPr>
+          <w:rFonts w:ascii="Times New Roman" w:hAnsi="Times New Roman" w:cs="Times New Roman"/>
+          <w:lang w:val="en-US"/>
+        </w:rPr>
+        <w:br/>
+        <w:t>- Build a resume classification model</w:t>
+      </w:r>
+      <w:r>
+        <w:rPr>
+          <w:rFonts w:ascii="Times New Roman" w:hAnsi="Times New Roman" w:cs="Times New Roman"/>
+          <w:lang w:val="en-US"/>
+        </w:rPr>
+        <w:br/>
+        <w:t>- Extract features from text</w:t>
+      </w:r>
+      <w:r>
+        <w:rPr>
+          <w:rFonts w:ascii="Times New Roman" w:hAnsi="Times New Roman" w:cs="Times New Roman"/>
+          <w:lang w:val="en-US"/>
+        </w:rPr>
+        <w:br/>
+        <w:t>- Recommend jobs based on similarity</w:t>
+      </w:r>
+      <w:r>
+        <w:rPr>
+          <w:rFonts w:ascii="Times New Roman" w:hAnsi="Times New Roman" w:cs="Times New Roman"/>
+          <w:lang w:val="en-US"/>
+        </w:rPr>
+        <w:br/>
+        <w:t>- Develop a web interface</w:t>
+      </w:r>
+      <w:r>
+        <w:rPr>
+          <w:rFonts w:ascii="Times New Roman" w:hAnsi="Times New Roman" w:cs="Times New Roman"/>
+          <w:lang w:val="en-US"/>
+        </w:rPr>
+        <w:br/>
+      </w:r>
+      <w:r>
+        <w:rPr>
+          <w:rFonts w:ascii="Times New Roman" w:hAnsi="Times New Roman" w:cs="Times New Roman"/>
+          <w:b/>
+          <w:bCs/>
+          <w:lang w:val="en-US"/>
+        </w:rPr>
+        <w:t>Scope:</w:t>
+      </w:r>
+      <w:r>
+        <w:rPr>
+          <w:rFonts w:ascii="Times New Roman" w:hAnsi="Times New Roman" w:cs="Times New Roman"/>
+          <w:lang w:val="en-US"/>
+        </w:rPr>
+        <w:br/>
+        <w:t xml:space="preserve">- Helps job seekers </w:t>
+      </w:r>
+      <w:r>
+        <w:rPr>
+          <w:rFonts w:ascii="Times New Roman" w:hAnsi="Times New Roman" w:cs="Times New Roman"/>
+          <w:lang w:val="en-US"/>
+        </w:rPr>
+        <w:t>find suitable jobs</w:t>
+      </w:r>
+      <w:r>
+        <w:rPr>
+          <w:rFonts w:ascii="Times New Roman" w:hAnsi="Times New Roman" w:cs="Times New Roman"/>
+          <w:lang w:val="en-US"/>
+        </w:rPr>
+        <w:br/>
+        <w:t>- Supports multiple domains</w:t>
+      </w:r>
+      <w:r>
+        <w:rPr>
+          <w:rFonts w:ascii="Times New Roman" w:hAnsi="Times New Roman" w:cs="Times New Roman"/>
+          <w:lang w:val="en-US"/>
+        </w:rPr>
+        <w:br/>
+        <w:t>- Extendable to real-time systems</w:t>
+      </w:r>
+    </w:p>
+    <w:p>
+      <w:pPr>
+        <w:pBdr>
+          <w:top w:val="nil"/>
+          <w:left w:val="nil"/>
+          <w:bottom w:val="nil"/>
+          <w:right w:val="nil"/>
+          <w:between w:val="nil"/>
+        </w:pBdr>
+        <w:spacing w:line="360" w:lineRule="auto"/>
+        <w:rPr>
+          <w:rFonts w:ascii="Times New Roman" w:hAnsi="Times New Roman" w:cs="Times New Roman"/>
+          <w:b/>
+          <w:bCs/>
+          <w:sz w:val="28"/>
+          <w:szCs w:val="28"/>
+          <w:lang w:val="en-US"/>
+        </w:rPr>
+      </w:pPr>
+      <w:r>
+        <w:rPr>
+          <w:rFonts w:ascii="Times New Roman" w:hAnsi="Times New Roman" w:cs="Times New Roman"/>
+          <w:b/>
+          <w:bCs/>
+          <w:sz w:val="28"/>
+          <w:szCs w:val="28"/>
+          <w:lang w:val="en-US"/>
+        </w:rPr>
+        <w:t>2.4 Module Description</w:t>
+      </w:r>
+    </w:p>
+    <w:p>
+      <w:pPr>
+        <w:pBdr>
+          <w:top w:val="nil"/>
+          <w:left w:val="nil"/>
+          <w:bottom w:val="nil"/>
+          <w:right w:val="nil"/>
+          <w:between w:val="nil"/>
+        </w:pBdr>
+        <w:spacing w:line="360" w:lineRule="auto"/>
+        <w:rPr>
+          <w:rFonts w:ascii="Times New Roman" w:hAnsi="Times New Roman" w:cs="Times New Roman"/>
+          <w:lang w:val="en-US"/>
+        </w:rPr>
+      </w:pPr>
+      <w:r>
+        <w:rPr>
+          <w:rFonts w:ascii="Times New Roman" w:hAnsi="Times New Roman" w:cs="Times New Roman"/>
+          <w:lang w:val="en-US"/>
+        </w:rPr>
+        <w:t>1. Data Preprocessing Module</w:t>
+      </w:r>
+      <w:r>
+        <w:rPr>
+          <w:rFonts w:ascii="Times New Roman" w:hAnsi="Times New Roman" w:cs="Times New Roman"/>
+          <w:lang w:val="en-US"/>
+        </w:rPr>
+        <w:br/>
+        <w:t>2. Feature Extraction (TF-IDF)</w:t>
+      </w:r>
+      <w:r>
+        <w:rPr>
+          <w:rFonts w:ascii="Times New Roman" w:hAnsi="Times New Roman" w:cs="Times New Roman"/>
+          <w:lang w:val="en-US"/>
+        </w:rPr>
+        <w:br/>
+        <w:t>3. Classification Module (Logistic Regression)</w:t>
+      </w:r>
+      <w:r>
+        <w:rPr>
+          <w:rFonts w:ascii="Times New Roman" w:hAnsi="Times New Roman" w:cs="Times New Roman"/>
+          <w:lang w:val="en-US"/>
+        </w:rPr>
+        <w:br/>
+        <w:t xml:space="preserve">4. Recommendation Module </w:t>
+      </w:r>
+      <w:r>
+        <w:rPr>
+          <w:rFonts w:ascii="Times New Roman" w:hAnsi="Times New Roman" w:cs="Times New Roman"/>
+          <w:lang w:val="en-US"/>
+        </w:rPr>
+        <w:br/>
+        <w:t>5. Web Interface (FastAPI</w:t>
+      </w:r>
+      <w:r>
+        <w:rPr>
+          <w:rFonts w:ascii="Times New Roman" w:hAnsi="Times New Roman" w:cs="Times New Roman"/>
+          <w:lang w:val="en-US"/>
+        </w:rPr>
+        <w:t xml:space="preserve"> &amp; HTML &amp; CSs</w:t>
+      </w:r>
+      <w:r>
+        <w:rPr>
+          <w:rFonts w:ascii="Times New Roman" w:hAnsi="Times New Roman" w:cs="Times New Roman"/>
+          <w:lang w:val="en-US"/>
         </w:rPr>
         <w:t>)</w:t>
       </w:r>
-    </w:p>
-    <w:p>
-      <w:pPr>
-        <w:pBdr>
-          <w:top w:val="nil"/>
-          <w:left w:val="nil"/>
-          <w:bottom w:val="nil"/>
-          <w:right w:val="nil"/>
-          <w:between w:val="nil"/>
-        </w:pBdr>
-        <w:rPr>
-          <w:rFonts w:ascii="Times New Roman" w:eastAsia="Times New Roman" w:hAnsi="Times New Roman" w:cs="Times New Roman"/>
-          <w:b/>
-          <w:bCs/>
-          <w:color w:val="000000"/>
+      <w:r>
+        <w:rPr>
+          <w:rFonts w:ascii="Times New Roman" w:hAnsi="Times New Roman" w:cs="Times New Roman"/>
+          <w:lang w:val="en-US"/>
+        </w:rPr>
+        <w:br/>
+        <w:t>6</w:t>
+      </w:r>
+      <w:r>
+        <w:rPr>
+          <w:rFonts w:ascii="Times New Roman" w:hAnsi="Times New Roman" w:cs="Times New Roman"/>
+          <w:lang w:val="en-US"/>
+        </w:rPr>
+        <w:t>. File handler</w:t>
+      </w:r>
+    </w:p>
+    <w:p>
+      <w:pPr>
+        <w:pBdr>
+          <w:top w:val="nil"/>
+          <w:left w:val="nil"/>
+          <w:bottom w:val="nil"/>
+          <w:right w:val="nil"/>
+          <w:between w:val="nil"/>
+        </w:pBdr>
+        <w:spacing w:line="360" w:lineRule="auto"/>
+        <w:rPr>
+          <w:rFonts w:ascii="Times New Roman" w:hAnsi="Times New Roman" w:cs="Times New Roman"/>
+          <w:b/>
+          <w:bCs/>
           <w:sz w:val="32"/>
           <w:szCs w:val="32"/>
-        </w:rPr>
-      </w:pPr>
-    </w:p>
-    <w:p>
-      <w:pPr>
-        <w:numPr>
-          <w:ilvl w:val="0"/>
-          <w:numId w:val="2"/>
-        </w:numPr>
-        <w:pBdr>
-          <w:top w:val="nil"/>
-          <w:left w:val="nil"/>
-          <w:bottom w:val="nil"/>
-          <w:right w:val="nil"/>
-          <w:between w:val="nil"/>
-        </w:pBdr>
-        <w:rPr>
-          <w:rFonts w:ascii="Times New Roman" w:eastAsia="Times New Roman" w:hAnsi="Times New Roman" w:cs="Times New Roman"/>
-          <w:b/>
-          <w:bCs/>
-          <w:color w:val="000000"/>
+          <w:lang w:val="en-US"/>
+        </w:rPr>
+      </w:pPr>
+    </w:p>
+    <w:p>
+      <w:pPr>
+        <w:pBdr>
+          <w:top w:val="nil"/>
+          <w:left w:val="nil"/>
+          <w:bottom w:val="nil"/>
+          <w:right w:val="nil"/>
+          <w:between w:val="nil"/>
+        </w:pBdr>
+        <w:spacing w:line="360" w:lineRule="auto"/>
+        <w:rPr>
+          <w:rFonts w:ascii="Times New Roman" w:hAnsi="Times New Roman" w:cs="Times New Roman"/>
+          <w:b/>
+          <w:bCs/>
           <w:sz w:val="32"/>
           <w:szCs w:val="32"/>
-        </w:rPr>
-      </w:pPr>
-      <w:r>
-        <w:rPr>
-          <w:rFonts w:ascii="Times New Roman" w:eastAsia="Times New Roman" w:hAnsi="Times New Roman" w:cs="Times New Roman"/>
-          <w:b/>
-          <w:bCs/>
-          <w:color w:val="000000"/>
+          <w:lang w:val="en-US"/>
+        </w:rPr>
+      </w:pPr>
+    </w:p>
+    <w:p>
+      <w:pPr>
+        <w:pBdr>
+          <w:top w:val="nil"/>
+          <w:left w:val="nil"/>
+          <w:bottom w:val="nil"/>
+          <w:right w:val="nil"/>
+          <w:between w:val="nil"/>
+        </w:pBdr>
+        <w:spacing w:line="360" w:lineRule="auto"/>
+        <w:rPr>
+          <w:rFonts w:ascii="Times New Roman" w:hAnsi="Times New Roman" w:cs="Times New Roman"/>
+          <w:b/>
+          <w:bCs/>
           <w:sz w:val="32"/>
           <w:szCs w:val="32"/>
-        </w:rPr>
-        <w:t>Remove YELLOW SHADED part in the CONTENT PAGE while submission</w:t>
-      </w:r>
-    </w:p>
-    <w:p>
-      <w:pPr>
-        <w:pBdr>
-          <w:top w:val="nil"/>
-          <w:left w:val="nil"/>
-          <w:bottom w:val="nil"/>
-          <w:right w:val="nil"/>
-          <w:between w:val="nil"/>
-        </w:pBdr>
-        <w:ind w:left="720"/>
-        <w:rPr>
-          <w:rFonts w:ascii="Times New Roman" w:eastAsia="Times New Roman" w:hAnsi="Times New Roman" w:cs="Times New Roman"/>
-          <w:b/>
-          <w:bCs/>
-          <w:color w:val="000000"/>
+          <w:lang w:val="en-US"/>
+        </w:rPr>
+      </w:pPr>
+    </w:p>
+    <w:p>
+      <w:pPr>
+        <w:pBdr>
+          <w:top w:val="nil"/>
+          <w:left w:val="nil"/>
+          <w:bottom w:val="nil"/>
+          <w:right w:val="nil"/>
+          <w:between w:val="nil"/>
+        </w:pBdr>
+        <w:spacing w:line="360" w:lineRule="auto"/>
+        <w:rPr>
+          <w:rFonts w:ascii="Times New Roman" w:hAnsi="Times New Roman" w:cs="Times New Roman"/>
+          <w:b/>
+          <w:bCs/>
           <w:sz w:val="32"/>
           <w:szCs w:val="32"/>
-        </w:rPr>
-      </w:pPr>
-    </w:p>
-    <w:p>
-      <w:pPr>
-        <w:numPr>
-          <w:ilvl w:val="0"/>
-          <w:numId w:val="2"/>
-        </w:numPr>
-        <w:pBdr>
-          <w:top w:val="nil"/>
-          <w:left w:val="nil"/>
-          <w:bottom w:val="nil"/>
-          <w:right w:val="nil"/>
-          <w:between w:val="nil"/>
-        </w:pBdr>
-        <w:rPr>
-          <w:rFonts w:ascii="Times New Roman" w:eastAsia="Times New Roman" w:hAnsi="Times New Roman" w:cs="Times New Roman"/>
-          <w:b/>
-          <w:bCs/>
-          <w:color w:val="000000"/>
+          <w:lang w:val="en-US"/>
+        </w:rPr>
+      </w:pPr>
+    </w:p>
+    <w:p>
+      <w:pPr>
+        <w:pBdr>
+          <w:top w:val="nil"/>
+          <w:left w:val="nil"/>
+          <w:bottom w:val="nil"/>
+          <w:right w:val="nil"/>
+          <w:between w:val="nil"/>
+        </w:pBdr>
+        <w:spacing w:line="360" w:lineRule="auto"/>
+        <w:rPr>
+          <w:rFonts w:ascii="Times New Roman" w:hAnsi="Times New Roman" w:cs="Times New Roman"/>
+          <w:b/>
+          <w:bCs/>
           <w:sz w:val="32"/>
           <w:szCs w:val="32"/>
-        </w:rPr>
-      </w:pPr>
-      <w:r>
-        <w:rPr>
-          <w:rFonts w:ascii="Times New Roman" w:eastAsia="Times New Roman" w:hAnsi="Times New Roman" w:cs="Times New Roman"/>
-          <w:b/>
-          <w:bCs/>
-          <w:color w:val="000000"/>
+          <w:lang w:val="en-US"/>
+        </w:rPr>
+      </w:pPr>
+    </w:p>
+    <w:p>
+      <w:pPr>
+        <w:pBdr>
+          <w:top w:val="nil"/>
+          <w:left w:val="nil"/>
+          <w:bottom w:val="nil"/>
+          <w:right w:val="nil"/>
+          <w:between w:val="nil"/>
+        </w:pBdr>
+        <w:spacing w:line="360" w:lineRule="auto"/>
+        <w:rPr>
+          <w:rFonts w:ascii="Times New Roman" w:hAnsi="Times New Roman" w:cs="Times New Roman"/>
+          <w:b/>
+          <w:bCs/>
           <w:sz w:val="32"/>
           <w:szCs w:val="32"/>
-        </w:rPr>
-        <w:t>For Main Heading: Font size: 16, Times New Roman, Bold</w:t>
-      </w:r>
-    </w:p>
-    <w:p>
-      <w:pPr>
-        <w:pBdr>
-          <w:top w:val="nil"/>
-          <w:left w:val="nil"/>
-          <w:bottom w:val="nil"/>
-          <w:right w:val="nil"/>
-          <w:between w:val="nil"/>
-        </w:pBdr>
-        <w:ind w:left="720"/>
-        <w:rPr>
-          <w:rFonts w:ascii="Times New Roman" w:eastAsia="Times New Roman" w:hAnsi="Times New Roman" w:cs="Times New Roman"/>
-          <w:b/>
-          <w:bCs/>
-          <w:color w:val="000000"/>
+          <w:lang w:val="en-US"/>
+        </w:rPr>
+      </w:pPr>
+    </w:p>
+    <w:p>
+      <w:pPr>
+        <w:pBdr>
+          <w:top w:val="nil"/>
+          <w:left w:val="nil"/>
+          <w:bottom w:val="nil"/>
+          <w:right w:val="nil"/>
+          <w:between w:val="nil"/>
+        </w:pBdr>
+        <w:spacing w:line="360" w:lineRule="auto"/>
+        <w:rPr>
+          <w:rFonts w:ascii="Times New Roman" w:hAnsi="Times New Roman" w:cs="Times New Roman"/>
+          <w:lang w:val="en-US"/>
+        </w:rPr>
+      </w:pPr>
+      <w:r>
+        <w:rPr>
+          <w:rFonts w:ascii="Times New Roman" w:hAnsi="Times New Roman" w:cs="Times New Roman"/>
+          <w:b/>
+          <w:bCs/>
           <w:sz w:val="32"/>
           <w:szCs w:val="32"/>
-        </w:rPr>
-      </w:pPr>
-      <w:r>
-        <w:rPr>
-          <w:rFonts w:ascii="Times New Roman" w:eastAsia="Times New Roman" w:hAnsi="Times New Roman" w:cs="Times New Roman"/>
-          <w:b/>
-          <w:bCs/>
-          <w:color w:val="000000"/>
+          <w:lang w:val="en-US"/>
+        </w:rPr>
+        <w:lastRenderedPageBreak/>
+        <w:t>3. SYSTEM DESIGN AND DEVELOPMENT</w:t>
+      </w:r>
+    </w:p>
+    <w:p>
+      <w:pPr>
+        <w:pBdr>
+          <w:top w:val="nil"/>
+          <w:left w:val="nil"/>
+          <w:bottom w:val="nil"/>
+          <w:right w:val="nil"/>
+          <w:between w:val="nil"/>
+        </w:pBdr>
+        <w:spacing w:line="360" w:lineRule="auto"/>
+        <w:rPr>
+          <w:rFonts w:ascii="Times New Roman" w:hAnsi="Times New Roman" w:cs="Times New Roman"/>
+          <w:b/>
+          <w:bCs/>
+          <w:sz w:val="28"/>
+          <w:szCs w:val="28"/>
+          <w:lang w:val="en-US"/>
+        </w:rPr>
+      </w:pPr>
+      <w:r>
+        <w:rPr>
+          <w:rFonts w:ascii="Times New Roman" w:hAnsi="Times New Roman" w:cs="Times New Roman"/>
+          <w:b/>
+          <w:bCs/>
+          <w:sz w:val="28"/>
+          <w:szCs w:val="28"/>
+          <w:lang w:val="en-US"/>
+        </w:rPr>
+        <w:t>3.1 Data Flow</w:t>
+      </w:r>
+    </w:p>
+    <w:p>
+      <w:pPr>
+        <w:pBdr>
+          <w:top w:val="nil"/>
+          <w:left w:val="nil"/>
+          <w:bottom w:val="nil"/>
+          <w:right w:val="nil"/>
+          <w:between w:val="nil"/>
+        </w:pBdr>
+        <w:spacing w:line="360" w:lineRule="auto"/>
+        <w:rPr>
+          <w:rFonts w:ascii="Times New Roman" w:hAnsi="Times New Roman" w:cs="Times New Roman"/>
+          <w:lang w:val="en-US"/>
+        </w:rPr>
+      </w:pPr>
+      <w:r>
+        <w:rPr>
+          <w:rFonts w:ascii="Times New Roman" w:hAnsi="Times New Roman" w:cs="Times New Roman"/>
+          <w:lang w:val="en-US"/>
+        </w:rPr>
+        <w:t>User → Resume Input → Preprocessing → TF-IDF → ML Model → Prediction → Recommendation → Output</w:t>
+      </w:r>
+    </w:p>
+    <w:p>
+      <w:pPr>
+        <w:pBdr>
+          <w:top w:val="nil"/>
+          <w:left w:val="nil"/>
+          <w:bottom w:val="nil"/>
+          <w:right w:val="nil"/>
+          <w:between w:val="nil"/>
+        </w:pBdr>
+        <w:spacing w:line="360" w:lineRule="auto"/>
+        <w:rPr>
+          <w:rFonts w:ascii="Times New Roman" w:hAnsi="Times New Roman" w:cs="Times New Roman"/>
+          <w:b/>
+          <w:bCs/>
+          <w:sz w:val="28"/>
+          <w:szCs w:val="28"/>
+          <w:lang w:val="en-US"/>
+        </w:rPr>
+      </w:pPr>
+      <w:r>
+        <w:rPr>
+          <w:rFonts w:ascii="Times New Roman" w:hAnsi="Times New Roman" w:cs="Times New Roman"/>
+          <w:b/>
+          <w:bCs/>
+          <w:sz w:val="28"/>
+          <w:szCs w:val="28"/>
+          <w:lang w:val="en-US"/>
+        </w:rPr>
+        <w:t>3.2 Table Structure</w:t>
+      </w:r>
+    </w:p>
+    <w:p>
+      <w:pPr>
+        <w:pBdr>
+          <w:top w:val="nil"/>
+          <w:left w:val="nil"/>
+          <w:bottom w:val="nil"/>
+          <w:right w:val="nil"/>
+          <w:between w:val="nil"/>
+        </w:pBdr>
+        <w:spacing w:line="360" w:lineRule="auto"/>
+        <w:rPr>
+          <w:rFonts w:ascii="Times New Roman" w:hAnsi="Times New Roman" w:cs="Times New Roman"/>
+          <w:lang w:val="en-US"/>
+        </w:rPr>
+      </w:pPr>
+      <w:r>
+        <w:rPr>
+          <w:rFonts w:ascii="Times New Roman" w:hAnsi="Times New Roman" w:cs="Times New Roman"/>
+          <w:lang w:val="en-US"/>
+        </w:rPr>
+        <w:t>jobs.csv contains:</w:t>
+      </w:r>
+      <w:r>
+        <w:rPr>
+          <w:rFonts w:ascii="Times New Roman" w:hAnsi="Times New Roman" w:cs="Times New Roman"/>
+          <w:lang w:val="en-US"/>
+        </w:rPr>
+        <w:br/>
+        <w:t>Job Title, Company, Location, Category, Description</w:t>
+      </w:r>
+    </w:p>
+    <w:p>
+      <w:pPr>
+        <w:pBdr>
+          <w:top w:val="nil"/>
+          <w:left w:val="nil"/>
+          <w:bottom w:val="nil"/>
+          <w:right w:val="nil"/>
+          <w:between w:val="nil"/>
+        </w:pBdr>
+        <w:spacing w:line="360" w:lineRule="auto"/>
+        <w:rPr>
+          <w:rFonts w:ascii="Times New Roman" w:hAnsi="Times New Roman" w:cs="Times New Roman"/>
+          <w:b/>
+          <w:bCs/>
+          <w:sz w:val="28"/>
+          <w:szCs w:val="28"/>
+          <w:lang w:val="en-US"/>
+        </w:rPr>
+      </w:pPr>
+      <w:r>
+        <w:rPr>
+          <w:rFonts w:ascii="Times New Roman" w:hAnsi="Times New Roman" w:cs="Times New Roman"/>
+          <w:b/>
+          <w:bCs/>
+          <w:sz w:val="28"/>
+          <w:szCs w:val="28"/>
+          <w:lang w:val="en-US"/>
+        </w:rPr>
+        <w:t>3.3 Menu Design</w:t>
+      </w:r>
+    </w:p>
+    <w:p>
+      <w:pPr>
+        <w:pBdr>
+          <w:top w:val="nil"/>
+          <w:left w:val="nil"/>
+          <w:bottom w:val="nil"/>
+          <w:right w:val="nil"/>
+          <w:between w:val="nil"/>
+        </w:pBdr>
+        <w:spacing w:line="360" w:lineRule="auto"/>
+        <w:rPr>
+          <w:rFonts w:ascii="Times New Roman" w:hAnsi="Times New Roman" w:cs="Times New Roman"/>
+          <w:lang w:val="en-US"/>
+        </w:rPr>
+      </w:pPr>
+      <w:r>
+        <w:rPr>
+          <w:rFonts w:ascii="Times New Roman" w:hAnsi="Times New Roman" w:cs="Times New Roman"/>
+          <w:lang w:val="en-US"/>
+        </w:rPr>
+        <w:t>Home Page, Resume Input, Analyze Button, Results Display, Job Recommendations</w:t>
+      </w:r>
+    </w:p>
+    <w:p>
+      <w:pPr>
+        <w:pBdr>
+          <w:top w:val="nil"/>
+          <w:left w:val="nil"/>
+          <w:bottom w:val="nil"/>
+          <w:right w:val="nil"/>
+          <w:between w:val="nil"/>
+        </w:pBdr>
+        <w:spacing w:line="360" w:lineRule="auto"/>
+        <w:rPr>
+          <w:rFonts w:ascii="Times New Roman" w:hAnsi="Times New Roman" w:cs="Times New Roman"/>
+          <w:lang w:val="en-US"/>
+        </w:rPr>
+      </w:pPr>
+      <w:r>
+        <w:rPr>
+          <w:rFonts w:ascii="Times New Roman" w:hAnsi="Times New Roman" w:cs="Times New Roman"/>
+          <w:noProof/>
+          <w:lang w:val="en-US"/>
+        </w:rPr>
+        <w:drawing>
+          <wp:inline distT="0" distB="0" distL="0" distR="0" wp14:anchorId="5FD84B7E" wp14:editId="5A7230E4">
+            <wp:extent cx="5502910" cy="2503805"/>
+            <wp:effectExtent l="0" t="0" r="2540" b="0"/>
+            <wp:docPr id="1981747181" name="Picture 1"/>
+            <wp:cNvGraphicFramePr>
+              <a:graphicFrameLocks xmlns:a="http://schemas.openxmlformats.org/drawingml/2006/main" noChangeAspect="1"/>
+            </wp:cNvGraphicFramePr>
+            <a:graphic xmlns:a="http://schemas.openxmlformats.org/drawingml/2006/main">
+              <a:graphicData uri="http://schemas.openxmlformats.org/drawingml/2006/picture">
+                <pic:pic xmlns:pic="http://schemas.openxmlformats.org/drawingml/2006/picture">
+                  <pic:nvPicPr>
+                    <pic:cNvPr id="1981747181" name="Picture 1981747181"/>
+                    <pic:cNvPicPr/>
+                  </pic:nvPicPr>
+                  <pic:blipFill>
+                    <a:blip r:embed="rId9" cstate="print">
+                      <a:extLst>
+                        <a:ext uri="{28A0092B-C50C-407E-A947-70E740481C1C}">
+                          <a14:useLocalDpi xmlns:a14="http://schemas.microsoft.com/office/drawing/2010/main" val="0"/>
+                        </a:ext>
+                      </a:extLst>
+                    </a:blip>
+                    <a:stretch>
+                      <a:fillRect/>
+                    </a:stretch>
+                  </pic:blipFill>
+                  <pic:spPr>
+                    <a:xfrm>
+                      <a:off x="0" y="0"/>
+                      <a:ext cx="5502910" cy="2503805"/>
+                    </a:xfrm>
+                    <a:prstGeom prst="rect">
+                      <a:avLst/>
+                    </a:prstGeom>
+                  </pic:spPr>
+                </pic:pic>
+              </a:graphicData>
+            </a:graphic>
+          </wp:inline>
+        </w:drawing>
+      </w:r>
+    </w:p>
+    <w:p>
+      <w:pPr>
+        <w:pBdr>
+          <w:top w:val="nil"/>
+          <w:left w:val="nil"/>
+          <w:bottom w:val="nil"/>
+          <w:right w:val="nil"/>
+          <w:between w:val="nil"/>
+        </w:pBdr>
+        <w:spacing w:line="360" w:lineRule="auto"/>
+        <w:jc w:val="center"/>
+        <w:rPr>
+          <w:rFonts w:ascii="Times New Roman" w:hAnsi="Times New Roman" w:cs="Times New Roman"/>
+          <w:lang w:val="en-US"/>
+        </w:rPr>
+      </w:pPr>
+      <w:r>
+        <w:rPr>
+          <w:rFonts w:ascii="Times New Roman" w:hAnsi="Times New Roman" w:cs="Times New Roman"/>
+          <w:lang w:val="en-US"/>
+        </w:rPr>
+        <w:t>(Fig1)</w:t>
+      </w:r>
+    </w:p>
+    <w:p>
+      <w:pPr>
+        <w:pBdr>
+          <w:top w:val="nil"/>
+          <w:left w:val="nil"/>
+          <w:bottom w:val="nil"/>
+          <w:right w:val="nil"/>
+          <w:between w:val="nil"/>
+        </w:pBdr>
+        <w:spacing w:line="360" w:lineRule="auto"/>
+        <w:rPr>
+          <w:rFonts w:ascii="Times New Roman" w:hAnsi="Times New Roman" w:cs="Times New Roman"/>
+          <w:b/>
+          <w:bCs/>
+          <w:sz w:val="28"/>
+          <w:szCs w:val="28"/>
+          <w:lang w:val="en-US"/>
+        </w:rPr>
+      </w:pPr>
+      <w:r>
+        <w:rPr>
+          <w:rFonts w:ascii="Times New Roman" w:hAnsi="Times New Roman" w:cs="Times New Roman"/>
+          <w:b/>
+          <w:bCs/>
+          <w:sz w:val="28"/>
+          <w:szCs w:val="28"/>
+          <w:lang w:val="en-US"/>
+        </w:rPr>
+        <w:t>3.4 Screen Design</w:t>
+      </w:r>
+    </w:p>
+    <w:p>
+      <w:pPr>
+        <w:pBdr>
+          <w:top w:val="nil"/>
+          <w:left w:val="nil"/>
+          <w:bottom w:val="nil"/>
+          <w:right w:val="nil"/>
+          <w:between w:val="nil"/>
+        </w:pBdr>
+        <w:spacing w:line="360" w:lineRule="auto"/>
+        <w:rPr>
+          <w:rFonts w:ascii="Times New Roman" w:hAnsi="Times New Roman" w:cs="Times New Roman"/>
+          <w:lang w:val="en-US"/>
+        </w:rPr>
+      </w:pPr>
+      <w:r>
+        <w:rPr>
+          <w:rFonts w:ascii="Times New Roman" w:hAnsi="Times New Roman" w:cs="Times New Roman"/>
+          <w:lang w:val="en-US"/>
+        </w:rPr>
+        <w:t>The interface allows users to input resumes and view predictions, confidence scores, and recommended jobs.</w:t>
+      </w:r>
+    </w:p>
+    <w:p>
+      <w:pPr>
+        <w:pBdr>
+          <w:top w:val="nil"/>
+          <w:left w:val="nil"/>
+          <w:bottom w:val="nil"/>
+          <w:right w:val="nil"/>
+          <w:between w:val="nil"/>
+        </w:pBdr>
+        <w:spacing w:line="360" w:lineRule="auto"/>
+        <w:rPr>
+          <w:rFonts w:ascii="Times New Roman" w:hAnsi="Times New Roman" w:cs="Times New Roman"/>
+          <w:lang w:val="en-US"/>
+        </w:rPr>
+      </w:pPr>
+      <w:r>
+        <w:rPr>
+          <w:rFonts w:ascii="Times New Roman" w:hAnsi="Times New Roman" w:cs="Times New Roman"/>
+          <w:noProof/>
+          <w:lang w:val="en-US"/>
+        </w:rPr>
+        <w:drawing>
+          <wp:inline distT="0" distB="0" distL="0" distR="0" wp14:anchorId="55F24DEB" wp14:editId="2CFD681A">
+            <wp:extent cx="5133975" cy="2232660"/>
+            <wp:effectExtent l="0" t="0" r="9525" b="0"/>
+            <wp:docPr id="853454647" name="Picture 2"/>
+            <wp:cNvGraphicFramePr>
+              <a:graphicFrameLocks xmlns:a="http://schemas.openxmlformats.org/drawingml/2006/main" noChangeAspect="1"/>
+            </wp:cNvGraphicFramePr>
+            <a:graphic xmlns:a="http://schemas.openxmlformats.org/drawingml/2006/main">
+              <a:graphicData uri="http://schemas.openxmlformats.org/drawingml/2006/picture">
+                <pic:pic xmlns:pic="http://schemas.openxmlformats.org/drawingml/2006/picture">
+                  <pic:nvPicPr>
+                    <pic:cNvPr id="853454647" name="Picture 853454647"/>
+                    <pic:cNvPicPr/>
+                  </pic:nvPicPr>
+                  <pic:blipFill>
+                    <a:blip r:embed="rId10" cstate="print">
+                      <a:extLst>
+                        <a:ext uri="{28A0092B-C50C-407E-A947-70E740481C1C}">
+                          <a14:useLocalDpi xmlns:a14="http://schemas.microsoft.com/office/drawing/2010/main" val="0"/>
+                        </a:ext>
+                      </a:extLst>
+                    </a:blip>
+                    <a:stretch>
+                      <a:fillRect/>
+                    </a:stretch>
+                  </pic:blipFill>
+                  <pic:spPr>
+                    <a:xfrm>
+                      <a:off x="0" y="0"/>
+                      <a:ext cx="5156458" cy="2242437"/>
+                    </a:xfrm>
+                    <a:prstGeom prst="rect">
+                      <a:avLst/>
+                    </a:prstGeom>
+                  </pic:spPr>
+                </pic:pic>
+              </a:graphicData>
+            </a:graphic>
+          </wp:inline>
+        </w:drawing>
+      </w:r>
+    </w:p>
+    <w:p>
+      <w:pPr>
+        <w:pBdr>
+          <w:top w:val="nil"/>
+          <w:left w:val="nil"/>
+          <w:bottom w:val="nil"/>
+          <w:right w:val="nil"/>
+          <w:between w:val="nil"/>
+        </w:pBdr>
+        <w:spacing w:line="360" w:lineRule="auto"/>
+        <w:jc w:val="center"/>
+        <w:rPr>
+          <w:rFonts w:ascii="Times New Roman" w:hAnsi="Times New Roman" w:cs="Times New Roman"/>
+          <w:lang w:val="en-US"/>
+        </w:rPr>
+      </w:pPr>
+      <w:r>
+        <w:rPr>
+          <w:rFonts w:ascii="Times New Roman" w:hAnsi="Times New Roman" w:cs="Times New Roman"/>
+          <w:lang w:val="en-US"/>
+        </w:rPr>
+        <w:t>(Fig2)</w:t>
+      </w:r>
+    </w:p>
+    <w:p>
+      <w:pPr>
+        <w:pBdr>
+          <w:top w:val="nil"/>
+          <w:left w:val="nil"/>
+          <w:bottom w:val="nil"/>
+          <w:right w:val="nil"/>
+          <w:between w:val="nil"/>
+        </w:pBdr>
+        <w:spacing w:line="360" w:lineRule="auto"/>
+        <w:rPr>
+          <w:rFonts w:ascii="Times New Roman" w:hAnsi="Times New Roman" w:cs="Times New Roman"/>
+          <w:b/>
+          <w:bCs/>
           <w:sz w:val="32"/>
           <w:szCs w:val="32"/>
-        </w:rPr>
-        <w:t xml:space="preserve"> </w:t>
-      </w:r>
-    </w:p>
-    <w:p>
-      <w:pPr>
-        <w:numPr>
-          <w:ilvl w:val="0"/>
-          <w:numId w:val="2"/>
-        </w:numPr>
-        <w:pBdr>
-          <w:top w:val="nil"/>
-          <w:left w:val="nil"/>
-          <w:bottom w:val="nil"/>
-          <w:right w:val="nil"/>
-          <w:between w:val="nil"/>
-        </w:pBdr>
-        <w:rPr>
-          <w:rFonts w:ascii="Times New Roman" w:eastAsia="Times New Roman" w:hAnsi="Times New Roman" w:cs="Times New Roman"/>
-          <w:b/>
-          <w:bCs/>
-          <w:color w:val="000000"/>
+          <w:lang w:val="en-US"/>
+        </w:rPr>
+      </w:pPr>
+      <w:r>
+        <w:rPr>
+          <w:rFonts w:ascii="Times New Roman" w:hAnsi="Times New Roman" w:cs="Times New Roman"/>
+          <w:b/>
+          <w:bCs/>
+          <w:noProof/>
           <w:sz w:val="32"/>
           <w:szCs w:val="32"/>
-        </w:rPr>
-      </w:pPr>
-      <w:r>
-        <w:rPr>
-          <w:rFonts w:ascii="Times New Roman" w:eastAsia="Times New Roman" w:hAnsi="Times New Roman" w:cs="Times New Roman"/>
-          <w:b/>
-          <w:bCs/>
-          <w:color w:val="000000"/>
+          <w:lang w:val="en-US"/>
+        </w:rPr>
+        <w:lastRenderedPageBreak/>
+        <w:drawing>
+          <wp:inline distT="0" distB="0" distL="0" distR="0" wp14:anchorId="17067380" wp14:editId="206A66FB">
+            <wp:extent cx="5502910" cy="2524125"/>
+            <wp:effectExtent l="0" t="0" r="2540" b="9525"/>
+            <wp:docPr id="39524693" name="Picture 3"/>
+            <wp:cNvGraphicFramePr>
+              <a:graphicFrameLocks xmlns:a="http://schemas.openxmlformats.org/drawingml/2006/main" noChangeAspect="1"/>
+            </wp:cNvGraphicFramePr>
+            <a:graphic xmlns:a="http://schemas.openxmlformats.org/drawingml/2006/main">
+              <a:graphicData uri="http://schemas.openxmlformats.org/drawingml/2006/picture">
+                <pic:pic xmlns:pic="http://schemas.openxmlformats.org/drawingml/2006/picture">
+                  <pic:nvPicPr>
+                    <pic:cNvPr id="39524693" name="Picture 39524693"/>
+                    <pic:cNvPicPr/>
+                  </pic:nvPicPr>
+                  <pic:blipFill>
+                    <a:blip r:embed="rId11" cstate="print">
+                      <a:extLst>
+                        <a:ext uri="{28A0092B-C50C-407E-A947-70E740481C1C}">
+                          <a14:useLocalDpi xmlns:a14="http://schemas.microsoft.com/office/drawing/2010/main" val="0"/>
+                        </a:ext>
+                      </a:extLst>
+                    </a:blip>
+                    <a:stretch>
+                      <a:fillRect/>
+                    </a:stretch>
+                  </pic:blipFill>
+                  <pic:spPr>
+                    <a:xfrm>
+                      <a:off x="0" y="0"/>
+                      <a:ext cx="5502910" cy="2524125"/>
+                    </a:xfrm>
+                    <a:prstGeom prst="rect">
+                      <a:avLst/>
+                    </a:prstGeom>
+                  </pic:spPr>
+                </pic:pic>
+              </a:graphicData>
+            </a:graphic>
+          </wp:inline>
+        </w:drawing>
+      </w:r>
+    </w:p>
+    <w:p>
+      <w:pPr>
+        <w:pBdr>
+          <w:top w:val="nil"/>
+          <w:left w:val="nil"/>
+          <w:bottom w:val="nil"/>
+          <w:right w:val="nil"/>
+          <w:between w:val="nil"/>
+        </w:pBdr>
+        <w:spacing w:line="360" w:lineRule="auto"/>
+        <w:jc w:val="center"/>
+        <w:rPr>
+          <w:rFonts w:ascii="Times New Roman" w:hAnsi="Times New Roman" w:cs="Times New Roman"/>
+          <w:lang w:val="en-US"/>
+        </w:rPr>
+      </w:pPr>
+      <w:r>
+        <w:rPr>
+          <w:rFonts w:ascii="Times New Roman" w:hAnsi="Times New Roman" w:cs="Times New Roman"/>
+          <w:b/>
+          <w:bCs/>
+          <w:lang w:val="en-US"/>
+        </w:rPr>
+        <w:t>(</w:t>
+      </w:r>
+      <w:r>
+        <w:rPr>
+          <w:rFonts w:ascii="Times New Roman" w:hAnsi="Times New Roman" w:cs="Times New Roman"/>
+          <w:lang w:val="en-US"/>
+        </w:rPr>
+        <w:t>Fig3)</w:t>
+      </w:r>
+    </w:p>
+    <w:p>
+      <w:pPr>
+        <w:pBdr>
+          <w:top w:val="nil"/>
+          <w:left w:val="nil"/>
+          <w:bottom w:val="nil"/>
+          <w:right w:val="nil"/>
+          <w:between w:val="nil"/>
+        </w:pBdr>
+        <w:spacing w:line="360" w:lineRule="auto"/>
+        <w:jc w:val="center"/>
+        <w:rPr>
+          <w:rFonts w:ascii="Times New Roman" w:hAnsi="Times New Roman" w:cs="Times New Roman"/>
+          <w:lang w:val="en-US"/>
+        </w:rPr>
+      </w:pPr>
+    </w:p>
+    <w:p>
+      <w:pPr>
+        <w:pBdr>
+          <w:top w:val="nil"/>
+          <w:left w:val="nil"/>
+          <w:bottom w:val="nil"/>
+          <w:right w:val="nil"/>
+          <w:between w:val="nil"/>
+        </w:pBdr>
+        <w:spacing w:line="360" w:lineRule="auto"/>
+        <w:jc w:val="center"/>
+        <w:rPr>
+          <w:rFonts w:ascii="Times New Roman" w:hAnsi="Times New Roman" w:cs="Times New Roman"/>
+          <w:lang w:val="en-US"/>
+        </w:rPr>
+      </w:pPr>
+      <w:r>
+        <w:rPr>
+          <w:rFonts w:ascii="Times New Roman" w:hAnsi="Times New Roman" w:cs="Times New Roman"/>
+          <w:noProof/>
+          <w:lang w:val="en-US"/>
+        </w:rPr>
+        <w:drawing>
+          <wp:inline distT="0" distB="0" distL="0" distR="0" wp14:anchorId="320F688F" wp14:editId="11A274E0">
+            <wp:extent cx="5502910" cy="2445385"/>
+            <wp:effectExtent l="0" t="0" r="2540" b="0"/>
+            <wp:docPr id="1382884542" name="Picture 4"/>
+            <wp:cNvGraphicFramePr>
+              <a:graphicFrameLocks xmlns:a="http://schemas.openxmlformats.org/drawingml/2006/main" noChangeAspect="1"/>
+            </wp:cNvGraphicFramePr>
+            <a:graphic xmlns:a="http://schemas.openxmlformats.org/drawingml/2006/main">
+              <a:graphicData uri="http://schemas.openxmlformats.org/drawingml/2006/picture">
+                <pic:pic xmlns:pic="http://schemas.openxmlformats.org/drawingml/2006/picture">
+                  <pic:nvPicPr>
+                    <pic:cNvPr id="1382884542" name="Picture 1382884542"/>
+                    <pic:cNvPicPr/>
+                  </pic:nvPicPr>
+                  <pic:blipFill>
+                    <a:blip r:embed="rId12" cstate="print">
+                      <a:extLst>
+                        <a:ext uri="{28A0092B-C50C-407E-A947-70E740481C1C}">
+                          <a14:useLocalDpi xmlns:a14="http://schemas.microsoft.com/office/drawing/2010/main" val="0"/>
+                        </a:ext>
+                      </a:extLst>
+                    </a:blip>
+                    <a:stretch>
+                      <a:fillRect/>
+                    </a:stretch>
+                  </pic:blipFill>
+                  <pic:spPr>
+                    <a:xfrm>
+                      <a:off x="0" y="0"/>
+                      <a:ext cx="5502910" cy="2445385"/>
+                    </a:xfrm>
+                    <a:prstGeom prst="rect">
+                      <a:avLst/>
+                    </a:prstGeom>
+                  </pic:spPr>
+                </pic:pic>
+              </a:graphicData>
+            </a:graphic>
+          </wp:inline>
+        </w:drawing>
+      </w:r>
+    </w:p>
+    <w:p>
+      <w:pPr>
+        <w:pBdr>
+          <w:top w:val="nil"/>
+          <w:left w:val="nil"/>
+          <w:bottom w:val="nil"/>
+          <w:right w:val="nil"/>
+          <w:between w:val="nil"/>
+        </w:pBdr>
+        <w:spacing w:line="360" w:lineRule="auto"/>
+        <w:jc w:val="center"/>
+        <w:rPr>
+          <w:rFonts w:ascii="Times New Roman" w:hAnsi="Times New Roman" w:cs="Times New Roman"/>
+          <w:lang w:val="en-US"/>
+        </w:rPr>
+      </w:pPr>
+      <w:r>
+        <w:rPr>
+          <w:rFonts w:ascii="Times New Roman" w:hAnsi="Times New Roman" w:cs="Times New Roman"/>
+          <w:lang w:val="en-US"/>
+        </w:rPr>
+        <w:t>(Fig4)</w:t>
+      </w:r>
+    </w:p>
+    <w:p>
+      <w:pPr>
+        <w:pBdr>
+          <w:top w:val="nil"/>
+          <w:left w:val="nil"/>
+          <w:bottom w:val="nil"/>
+          <w:right w:val="nil"/>
+          <w:between w:val="nil"/>
+        </w:pBdr>
+        <w:spacing w:line="360" w:lineRule="auto"/>
+        <w:rPr>
+          <w:rFonts w:ascii="Times New Roman" w:hAnsi="Times New Roman" w:cs="Times New Roman"/>
+          <w:b/>
+          <w:bCs/>
           <w:sz w:val="32"/>
           <w:szCs w:val="32"/>
-        </w:rPr>
-        <w:t xml:space="preserve">For Sub Heading: Font size: 14, Times New Roman, Bold </w:t>
-      </w:r>
-    </w:p>
-    <w:p>
-      <w:pPr>
-        <w:pBdr>
-          <w:top w:val="nil"/>
-          <w:left w:val="nil"/>
-          <w:bottom w:val="nil"/>
-          <w:right w:val="nil"/>
-          <w:between w:val="nil"/>
-        </w:pBdr>
-        <w:ind w:left="360"/>
-        <w:rPr>
-          <w:rFonts w:ascii="Times New Roman" w:eastAsia="Times New Roman" w:hAnsi="Times New Roman" w:cs="Times New Roman"/>
-          <w:b/>
-          <w:bCs/>
-          <w:color w:val="000000"/>
+          <w:lang w:val="en-US"/>
+        </w:rPr>
+      </w:pPr>
+    </w:p>
+    <w:p>
+      <w:pPr>
+        <w:pBdr>
+          <w:top w:val="nil"/>
+          <w:left w:val="nil"/>
+          <w:bottom w:val="nil"/>
+          <w:right w:val="nil"/>
+          <w:between w:val="nil"/>
+        </w:pBdr>
+        <w:spacing w:line="360" w:lineRule="auto"/>
+        <w:rPr>
+          <w:rFonts w:ascii="Times New Roman" w:hAnsi="Times New Roman" w:cs="Times New Roman"/>
+          <w:b/>
+          <w:bCs/>
           <w:sz w:val="32"/>
           <w:szCs w:val="32"/>
-        </w:rPr>
-      </w:pPr>
-    </w:p>
-    <w:p>
-      <w:pPr>
-        <w:numPr>
-          <w:ilvl w:val="0"/>
-          <w:numId w:val="2"/>
-        </w:numPr>
-        <w:pBdr>
-          <w:top w:val="nil"/>
-          <w:left w:val="nil"/>
-          <w:bottom w:val="nil"/>
-          <w:right w:val="nil"/>
-          <w:between w:val="nil"/>
-        </w:pBdr>
-        <w:rPr>
-          <w:rFonts w:ascii="Times New Roman" w:eastAsia="Times New Roman" w:hAnsi="Times New Roman" w:cs="Times New Roman"/>
-          <w:b/>
-          <w:bCs/>
-          <w:color w:val="000000"/>
+          <w:lang w:val="en-US"/>
+        </w:rPr>
+      </w:pPr>
+    </w:p>
+    <w:p>
+      <w:pPr>
+        <w:pBdr>
+          <w:top w:val="nil"/>
+          <w:left w:val="nil"/>
+          <w:bottom w:val="nil"/>
+          <w:right w:val="nil"/>
+          <w:between w:val="nil"/>
+        </w:pBdr>
+        <w:spacing w:line="360" w:lineRule="auto"/>
+        <w:rPr>
+          <w:rFonts w:ascii="Times New Roman" w:hAnsi="Times New Roman" w:cs="Times New Roman"/>
+          <w:b/>
+          <w:bCs/>
           <w:sz w:val="32"/>
           <w:szCs w:val="32"/>
-        </w:rPr>
-      </w:pPr>
-      <w:r>
-        <w:rPr>
-          <w:rFonts w:ascii="Times New Roman" w:eastAsia="Times New Roman" w:hAnsi="Times New Roman" w:cs="Times New Roman"/>
-          <w:b/>
-          <w:bCs/>
-          <w:color w:val="000000"/>
+          <w:lang w:val="en-US"/>
+        </w:rPr>
+      </w:pPr>
+    </w:p>
+    <w:p>
+      <w:pPr>
+        <w:pBdr>
+          <w:top w:val="nil"/>
+          <w:left w:val="nil"/>
+          <w:bottom w:val="nil"/>
+          <w:right w:val="nil"/>
+          <w:between w:val="nil"/>
+        </w:pBdr>
+        <w:spacing w:line="360" w:lineRule="auto"/>
+        <w:rPr>
+          <w:rFonts w:ascii="Times New Roman" w:hAnsi="Times New Roman" w:cs="Times New Roman"/>
+          <w:b/>
+          <w:bCs/>
           <w:sz w:val="32"/>
           <w:szCs w:val="32"/>
-        </w:rPr>
-        <w:t xml:space="preserve">For contents: Font size: 12, Times New Roman, Alignment: Justify </w:t>
-      </w:r>
-    </w:p>
-    <w:p>
-      <w:pPr>
-        <w:pBdr>
-          <w:top w:val="nil"/>
-          <w:left w:val="nil"/>
-          <w:bottom w:val="nil"/>
-          <w:right w:val="nil"/>
-          <w:between w:val="nil"/>
-        </w:pBdr>
-        <w:ind w:left="720"/>
-        <w:rPr>
-          <w:rFonts w:ascii="Times New Roman" w:eastAsia="Times New Roman" w:hAnsi="Times New Roman" w:cs="Times New Roman"/>
-          <w:b/>
-          <w:bCs/>
-          <w:color w:val="000000"/>
+          <w:lang w:val="en-US"/>
+        </w:rPr>
+      </w:pPr>
+    </w:p>
+    <w:p>
+      <w:pPr>
+        <w:pBdr>
+          <w:top w:val="nil"/>
+          <w:left w:val="nil"/>
+          <w:bottom w:val="nil"/>
+          <w:right w:val="nil"/>
+          <w:between w:val="nil"/>
+        </w:pBdr>
+        <w:spacing w:line="360" w:lineRule="auto"/>
+        <w:rPr>
+          <w:rFonts w:ascii="Times New Roman" w:hAnsi="Times New Roman" w:cs="Times New Roman"/>
+          <w:b/>
+          <w:bCs/>
           <w:sz w:val="32"/>
           <w:szCs w:val="32"/>
-        </w:rPr>
-      </w:pPr>
-    </w:p>
-    <w:p>
-      <w:pPr>
-        <w:numPr>
-          <w:ilvl w:val="0"/>
-          <w:numId w:val="2"/>
-        </w:numPr>
-        <w:pBdr>
-          <w:top w:val="nil"/>
-          <w:left w:val="nil"/>
-          <w:bottom w:val="nil"/>
-          <w:right w:val="nil"/>
-          <w:between w:val="nil"/>
-        </w:pBdr>
-        <w:rPr>
-          <w:rFonts w:ascii="Times New Roman" w:eastAsia="Times New Roman" w:hAnsi="Times New Roman" w:cs="Times New Roman"/>
-          <w:b/>
-          <w:bCs/>
-          <w:color w:val="000000"/>
+          <w:lang w:val="en-US"/>
+        </w:rPr>
+      </w:pPr>
+    </w:p>
+    <w:p>
+      <w:pPr>
+        <w:pBdr>
+          <w:top w:val="nil"/>
+          <w:left w:val="nil"/>
+          <w:bottom w:val="nil"/>
+          <w:right w:val="nil"/>
+          <w:between w:val="nil"/>
+        </w:pBdr>
+        <w:spacing w:line="360" w:lineRule="auto"/>
+        <w:rPr>
+          <w:rFonts w:ascii="Times New Roman" w:hAnsi="Times New Roman" w:cs="Times New Roman"/>
+          <w:b/>
+          <w:bCs/>
           <w:sz w:val="32"/>
           <w:szCs w:val="32"/>
-        </w:rPr>
-      </w:pPr>
-      <w:r>
-        <w:rPr>
-          <w:rFonts w:ascii="Times New Roman" w:eastAsia="Times New Roman" w:hAnsi="Times New Roman" w:cs="Times New Roman"/>
-          <w:b/>
-          <w:bCs/>
-          <w:color w:val="000000"/>
+          <w:lang w:val="en-US"/>
+        </w:rPr>
+      </w:pPr>
+    </w:p>
+    <w:p>
+      <w:pPr>
+        <w:pBdr>
+          <w:top w:val="nil"/>
+          <w:left w:val="nil"/>
+          <w:bottom w:val="nil"/>
+          <w:right w:val="nil"/>
+          <w:between w:val="nil"/>
+        </w:pBdr>
+        <w:spacing w:line="360" w:lineRule="auto"/>
+        <w:rPr>
+          <w:rFonts w:ascii="Times New Roman" w:hAnsi="Times New Roman" w:cs="Times New Roman"/>
+          <w:b/>
+          <w:bCs/>
           <w:sz w:val="32"/>
           <w:szCs w:val="32"/>
-        </w:rPr>
-        <w:t xml:space="preserve">Line Spacing must be 1.5. </w:t>
-      </w:r>
-    </w:p>
-    <w:p>
-      <w:pPr>
-        <w:pBdr>
-          <w:top w:val="nil"/>
-          <w:left w:val="nil"/>
-          <w:bottom w:val="nil"/>
-          <w:right w:val="nil"/>
-          <w:between w:val="nil"/>
-        </w:pBdr>
-        <w:ind w:left="720"/>
-        <w:rPr>
-          <w:rFonts w:ascii="Times New Roman" w:eastAsia="Times New Roman" w:hAnsi="Times New Roman" w:cs="Times New Roman"/>
-          <w:b/>
-          <w:bCs/>
-          <w:color w:val="000000"/>
+          <w:lang w:val="en-US"/>
+        </w:rPr>
+      </w:pPr>
+    </w:p>
+    <w:p>
+      <w:pPr>
+        <w:pBdr>
+          <w:top w:val="nil"/>
+          <w:left w:val="nil"/>
+          <w:bottom w:val="nil"/>
+          <w:right w:val="nil"/>
+          <w:between w:val="nil"/>
+        </w:pBdr>
+        <w:spacing w:line="360" w:lineRule="auto"/>
+        <w:rPr>
+          <w:rFonts w:ascii="Times New Roman" w:hAnsi="Times New Roman" w:cs="Times New Roman"/>
+          <w:b/>
+          <w:bCs/>
           <w:sz w:val="32"/>
           <w:szCs w:val="32"/>
-        </w:rPr>
-      </w:pPr>
-    </w:p>
-    <w:p>
-      <w:pPr>
-        <w:numPr>
-          <w:ilvl w:val="0"/>
-          <w:numId w:val="2"/>
-        </w:numPr>
-        <w:pBdr>
-          <w:top w:val="nil"/>
-          <w:left w:val="nil"/>
-          <w:bottom w:val="nil"/>
-          <w:right w:val="nil"/>
-          <w:between w:val="nil"/>
-        </w:pBdr>
-        <w:rPr>
-          <w:rFonts w:ascii="Times New Roman" w:eastAsia="Times New Roman" w:hAnsi="Times New Roman" w:cs="Times New Roman"/>
-          <w:b/>
-          <w:bCs/>
-          <w:color w:val="000000"/>
+          <w:lang w:val="en-US"/>
+        </w:rPr>
+      </w:pPr>
+    </w:p>
+    <w:p>
+      <w:pPr>
+        <w:pBdr>
+          <w:top w:val="nil"/>
+          <w:left w:val="nil"/>
+          <w:bottom w:val="nil"/>
+          <w:right w:val="nil"/>
+          <w:between w:val="nil"/>
+        </w:pBdr>
+        <w:spacing w:line="360" w:lineRule="auto"/>
+        <w:rPr>
+          <w:rFonts w:ascii="Times New Roman" w:hAnsi="Times New Roman" w:cs="Times New Roman"/>
+          <w:b/>
+          <w:bCs/>
           <w:sz w:val="32"/>
           <w:szCs w:val="32"/>
-        </w:rPr>
-      </w:pPr>
-      <w:r>
-        <w:rPr>
-          <w:rFonts w:ascii="Times New Roman" w:eastAsia="Times New Roman" w:hAnsi="Times New Roman" w:cs="Times New Roman"/>
-          <w:b/>
-          <w:bCs/>
-          <w:color w:val="000000"/>
+          <w:lang w:val="en-US"/>
+        </w:rPr>
+      </w:pPr>
+      <w:r>
+        <w:rPr>
+          <w:rFonts w:ascii="Times New Roman" w:hAnsi="Times New Roman" w:cs="Times New Roman"/>
+          <w:b/>
+          <w:bCs/>
           <w:sz w:val="32"/>
           <w:szCs w:val="32"/>
-        </w:rPr>
-        <w:t xml:space="preserve">Margin of Pages: Left- 1.25’’, Right- 1’’, Top- 1’’, Bottom- 1’’. </w:t>
-      </w:r>
-    </w:p>
-    <w:p>
-      <w:pPr>
-        <w:pBdr>
-          <w:top w:val="nil"/>
-          <w:left w:val="nil"/>
-          <w:bottom w:val="nil"/>
-          <w:right w:val="nil"/>
-          <w:between w:val="nil"/>
-        </w:pBdr>
-        <w:ind w:left="720"/>
-        <w:rPr>
-          <w:rFonts w:ascii="Times New Roman" w:eastAsia="Times New Roman" w:hAnsi="Times New Roman" w:cs="Times New Roman"/>
-          <w:b/>
-          <w:bCs/>
-          <w:color w:val="000000"/>
+          <w:lang w:val="en-US"/>
+        </w:rPr>
+        <w:lastRenderedPageBreak/>
+        <w:t>4. CONCLUSION</w:t>
+      </w:r>
+    </w:p>
+    <w:p>
+      <w:pPr>
+        <w:pBdr>
+          <w:top w:val="nil"/>
+          <w:left w:val="nil"/>
+          <w:bottom w:val="nil"/>
+          <w:right w:val="nil"/>
+          <w:between w:val="nil"/>
+        </w:pBdr>
+        <w:spacing w:line="360" w:lineRule="auto"/>
+        <w:rPr>
+          <w:rFonts w:ascii="Times New Roman" w:hAnsi="Times New Roman" w:cs="Times New Roman"/>
+          <w:lang w:val="en-US"/>
+        </w:rPr>
+      </w:pPr>
+      <w:r>
+        <w:rPr>
+          <w:rFonts w:ascii="Times New Roman" w:hAnsi="Times New Roman" w:cs="Times New Roman"/>
+          <w:lang w:val="en-US"/>
+        </w:rPr>
+        <w:t>The project demonstrates the use of ML and NLP in resume classification and job recommendation systems.</w:t>
+      </w:r>
+    </w:p>
+    <w:p>
+      <w:pPr>
+        <w:pBdr>
+          <w:top w:val="nil"/>
+          <w:left w:val="nil"/>
+          <w:bottom w:val="nil"/>
+          <w:right w:val="nil"/>
+          <w:between w:val="nil"/>
+        </w:pBdr>
+        <w:spacing w:line="360" w:lineRule="auto"/>
+        <w:rPr>
+          <w:rFonts w:ascii="Times New Roman" w:hAnsi="Times New Roman" w:cs="Times New Roman"/>
+          <w:lang w:val="en-US"/>
+        </w:rPr>
+      </w:pPr>
+    </w:p>
+    <w:p>
+      <w:pPr>
+        <w:pBdr>
+          <w:top w:val="nil"/>
+          <w:left w:val="nil"/>
+          <w:bottom w:val="nil"/>
+          <w:right w:val="nil"/>
+          <w:between w:val="nil"/>
+        </w:pBdr>
+        <w:spacing w:line="360" w:lineRule="auto"/>
+        <w:rPr>
+          <w:rFonts w:ascii="Times New Roman" w:hAnsi="Times New Roman" w:cs="Times New Roman"/>
+          <w:b/>
+          <w:bCs/>
+          <w:sz w:val="28"/>
+          <w:szCs w:val="28"/>
+          <w:lang w:val="en-US"/>
+        </w:rPr>
+      </w:pPr>
+    </w:p>
+    <w:p>
+      <w:pPr>
+        <w:pBdr>
+          <w:top w:val="nil"/>
+          <w:left w:val="nil"/>
+          <w:bottom w:val="nil"/>
+          <w:right w:val="nil"/>
+          <w:between w:val="nil"/>
+        </w:pBdr>
+        <w:spacing w:line="360" w:lineRule="auto"/>
+        <w:rPr>
+          <w:rFonts w:ascii="Times New Roman" w:hAnsi="Times New Roman" w:cs="Times New Roman"/>
+          <w:b/>
+          <w:bCs/>
+          <w:sz w:val="28"/>
+          <w:szCs w:val="28"/>
+          <w:lang w:val="en-US"/>
+        </w:rPr>
+      </w:pPr>
+    </w:p>
+    <w:p>
+      <w:pPr>
+        <w:pBdr>
+          <w:top w:val="nil"/>
+          <w:left w:val="nil"/>
+          <w:bottom w:val="nil"/>
+          <w:right w:val="nil"/>
+          <w:between w:val="nil"/>
+        </w:pBdr>
+        <w:spacing w:line="360" w:lineRule="auto"/>
+        <w:rPr>
+          <w:rFonts w:ascii="Times New Roman" w:hAnsi="Times New Roman" w:cs="Times New Roman"/>
+          <w:b/>
+          <w:bCs/>
+          <w:sz w:val="28"/>
+          <w:szCs w:val="28"/>
+          <w:lang w:val="en-US"/>
+        </w:rPr>
+      </w:pPr>
+    </w:p>
+    <w:p>
+      <w:pPr>
+        <w:pBdr>
+          <w:top w:val="nil"/>
+          <w:left w:val="nil"/>
+          <w:bottom w:val="nil"/>
+          <w:right w:val="nil"/>
+          <w:between w:val="nil"/>
+        </w:pBdr>
+        <w:spacing w:line="360" w:lineRule="auto"/>
+        <w:rPr>
+          <w:rFonts w:ascii="Times New Roman" w:hAnsi="Times New Roman" w:cs="Times New Roman"/>
+          <w:b/>
+          <w:bCs/>
+          <w:sz w:val="28"/>
+          <w:szCs w:val="28"/>
+          <w:lang w:val="en-US"/>
+        </w:rPr>
+      </w:pPr>
+    </w:p>
+    <w:p>
+      <w:pPr>
+        <w:pBdr>
+          <w:top w:val="nil"/>
+          <w:left w:val="nil"/>
+          <w:bottom w:val="nil"/>
+          <w:right w:val="nil"/>
+          <w:between w:val="nil"/>
+        </w:pBdr>
+        <w:spacing w:line="360" w:lineRule="auto"/>
+        <w:rPr>
+          <w:rFonts w:ascii="Times New Roman" w:hAnsi="Times New Roman" w:cs="Times New Roman"/>
+          <w:b/>
+          <w:bCs/>
+          <w:sz w:val="28"/>
+          <w:szCs w:val="28"/>
+          <w:lang w:val="en-US"/>
+        </w:rPr>
+      </w:pPr>
+    </w:p>
+    <w:p>
+      <w:pPr>
+        <w:pBdr>
+          <w:top w:val="nil"/>
+          <w:left w:val="nil"/>
+          <w:bottom w:val="nil"/>
+          <w:right w:val="nil"/>
+          <w:between w:val="nil"/>
+        </w:pBdr>
+        <w:spacing w:line="360" w:lineRule="auto"/>
+        <w:rPr>
+          <w:rFonts w:ascii="Times New Roman" w:hAnsi="Times New Roman" w:cs="Times New Roman"/>
+          <w:b/>
+          <w:bCs/>
+          <w:sz w:val="28"/>
+          <w:szCs w:val="28"/>
+          <w:lang w:val="en-US"/>
+        </w:rPr>
+      </w:pPr>
+    </w:p>
+    <w:p>
+      <w:pPr>
+        <w:pBdr>
+          <w:top w:val="nil"/>
+          <w:left w:val="nil"/>
+          <w:bottom w:val="nil"/>
+          <w:right w:val="nil"/>
+          <w:between w:val="nil"/>
+        </w:pBdr>
+        <w:spacing w:line="360" w:lineRule="auto"/>
+        <w:rPr>
+          <w:rFonts w:ascii="Times New Roman" w:hAnsi="Times New Roman" w:cs="Times New Roman"/>
+          <w:b/>
+          <w:bCs/>
+          <w:sz w:val="28"/>
+          <w:szCs w:val="28"/>
+          <w:lang w:val="en-US"/>
+        </w:rPr>
+      </w:pPr>
+    </w:p>
+    <w:p>
+      <w:pPr>
+        <w:pBdr>
+          <w:top w:val="nil"/>
+          <w:left w:val="nil"/>
+          <w:bottom w:val="nil"/>
+          <w:right w:val="nil"/>
+          <w:between w:val="nil"/>
+        </w:pBdr>
+        <w:spacing w:line="360" w:lineRule="auto"/>
+        <w:rPr>
+          <w:rFonts w:ascii="Times New Roman" w:hAnsi="Times New Roman" w:cs="Times New Roman"/>
+          <w:b/>
+          <w:bCs/>
+          <w:sz w:val="28"/>
+          <w:szCs w:val="28"/>
+          <w:lang w:val="en-US"/>
+        </w:rPr>
+      </w:pPr>
+    </w:p>
+    <w:p>
+      <w:pPr>
+        <w:pBdr>
+          <w:top w:val="nil"/>
+          <w:left w:val="nil"/>
+          <w:bottom w:val="nil"/>
+          <w:right w:val="nil"/>
+          <w:between w:val="nil"/>
+        </w:pBdr>
+        <w:spacing w:line="360" w:lineRule="auto"/>
+        <w:rPr>
+          <w:rFonts w:ascii="Times New Roman" w:hAnsi="Times New Roman" w:cs="Times New Roman"/>
+          <w:b/>
+          <w:bCs/>
+          <w:sz w:val="28"/>
+          <w:szCs w:val="28"/>
+          <w:lang w:val="en-US"/>
+        </w:rPr>
+      </w:pPr>
+    </w:p>
+    <w:p>
+      <w:pPr>
+        <w:pBdr>
+          <w:top w:val="nil"/>
+          <w:left w:val="nil"/>
+          <w:bottom w:val="nil"/>
+          <w:right w:val="nil"/>
+          <w:between w:val="nil"/>
+        </w:pBdr>
+        <w:spacing w:line="360" w:lineRule="auto"/>
+        <w:rPr>
+          <w:rFonts w:ascii="Times New Roman" w:hAnsi="Times New Roman" w:cs="Times New Roman"/>
+          <w:b/>
+          <w:bCs/>
+          <w:sz w:val="28"/>
+          <w:szCs w:val="28"/>
+          <w:lang w:val="en-US"/>
+        </w:rPr>
+      </w:pPr>
+    </w:p>
+    <w:p>
+      <w:pPr>
+        <w:pBdr>
+          <w:top w:val="nil"/>
+          <w:left w:val="nil"/>
+          <w:bottom w:val="nil"/>
+          <w:right w:val="nil"/>
+          <w:between w:val="nil"/>
+        </w:pBdr>
+        <w:spacing w:line="360" w:lineRule="auto"/>
+        <w:rPr>
+          <w:rFonts w:ascii="Times New Roman" w:hAnsi="Times New Roman" w:cs="Times New Roman"/>
+          <w:b/>
+          <w:bCs/>
+          <w:sz w:val="28"/>
+          <w:szCs w:val="28"/>
+          <w:lang w:val="en-US"/>
+        </w:rPr>
+      </w:pPr>
+    </w:p>
+    <w:p>
+      <w:pPr>
+        <w:pBdr>
+          <w:top w:val="nil"/>
+          <w:left w:val="nil"/>
+          <w:bottom w:val="nil"/>
+          <w:right w:val="nil"/>
+          <w:between w:val="nil"/>
+        </w:pBdr>
+        <w:spacing w:line="360" w:lineRule="auto"/>
+        <w:rPr>
+          <w:rFonts w:ascii="Times New Roman" w:hAnsi="Times New Roman" w:cs="Times New Roman"/>
+          <w:b/>
+          <w:bCs/>
+          <w:sz w:val="28"/>
+          <w:szCs w:val="28"/>
+          <w:lang w:val="en-US"/>
+        </w:rPr>
+      </w:pPr>
+    </w:p>
+    <w:p>
+      <w:pPr>
+        <w:pBdr>
+          <w:top w:val="nil"/>
+          <w:left w:val="nil"/>
+          <w:bottom w:val="nil"/>
+          <w:right w:val="nil"/>
+          <w:between w:val="nil"/>
+        </w:pBdr>
+        <w:spacing w:line="360" w:lineRule="auto"/>
+        <w:rPr>
+          <w:rFonts w:ascii="Times New Roman" w:hAnsi="Times New Roman" w:cs="Times New Roman"/>
+          <w:b/>
+          <w:bCs/>
+          <w:sz w:val="28"/>
+          <w:szCs w:val="28"/>
+          <w:lang w:val="en-US"/>
+        </w:rPr>
+      </w:pPr>
+    </w:p>
+    <w:p>
+      <w:pPr>
+        <w:pBdr>
+          <w:top w:val="nil"/>
+          <w:left w:val="nil"/>
+          <w:bottom w:val="nil"/>
+          <w:right w:val="nil"/>
+          <w:between w:val="nil"/>
+        </w:pBdr>
+        <w:spacing w:line="360" w:lineRule="auto"/>
+        <w:rPr>
+          <w:rFonts w:ascii="Times New Roman" w:hAnsi="Times New Roman" w:cs="Times New Roman"/>
+          <w:b/>
+          <w:bCs/>
+          <w:sz w:val="28"/>
+          <w:szCs w:val="28"/>
+          <w:lang w:val="en-US"/>
+        </w:rPr>
+      </w:pPr>
+    </w:p>
+    <w:p>
+      <w:pPr>
+        <w:pBdr>
+          <w:top w:val="nil"/>
+          <w:left w:val="nil"/>
+          <w:bottom w:val="nil"/>
+          <w:right w:val="nil"/>
+          <w:between w:val="nil"/>
+        </w:pBdr>
+        <w:spacing w:line="360" w:lineRule="auto"/>
+        <w:rPr>
+          <w:rFonts w:ascii="Times New Roman" w:hAnsi="Times New Roman" w:cs="Times New Roman"/>
+          <w:b/>
+          <w:bCs/>
+          <w:sz w:val="28"/>
+          <w:szCs w:val="28"/>
+          <w:lang w:val="en-US"/>
+        </w:rPr>
+      </w:pPr>
+    </w:p>
+    <w:p>
+      <w:pPr>
+        <w:pBdr>
+          <w:top w:val="nil"/>
+          <w:left w:val="nil"/>
+          <w:bottom w:val="nil"/>
+          <w:right w:val="nil"/>
+          <w:between w:val="nil"/>
+        </w:pBdr>
+        <w:spacing w:line="360" w:lineRule="auto"/>
+        <w:rPr>
+          <w:rFonts w:ascii="Times New Roman" w:hAnsi="Times New Roman" w:cs="Times New Roman"/>
+          <w:b/>
+          <w:bCs/>
+          <w:sz w:val="28"/>
+          <w:szCs w:val="28"/>
+          <w:lang w:val="en-US"/>
+        </w:rPr>
+      </w:pPr>
+    </w:p>
+    <w:p>
+      <w:pPr>
+        <w:pBdr>
+          <w:top w:val="nil"/>
+          <w:left w:val="nil"/>
+          <w:bottom w:val="nil"/>
+          <w:right w:val="nil"/>
+          <w:between w:val="nil"/>
+        </w:pBdr>
+        <w:spacing w:line="360" w:lineRule="auto"/>
+        <w:rPr>
+          <w:rFonts w:ascii="Times New Roman" w:hAnsi="Times New Roman" w:cs="Times New Roman"/>
+          <w:b/>
+          <w:bCs/>
+          <w:sz w:val="28"/>
+          <w:szCs w:val="28"/>
+          <w:lang w:val="en-US"/>
+        </w:rPr>
+      </w:pPr>
+    </w:p>
+    <w:p>
+      <w:pPr>
+        <w:pBdr>
+          <w:top w:val="nil"/>
+          <w:left w:val="nil"/>
+          <w:bottom w:val="nil"/>
+          <w:right w:val="nil"/>
+          <w:between w:val="nil"/>
+        </w:pBdr>
+        <w:spacing w:line="360" w:lineRule="auto"/>
+        <w:rPr>
+          <w:rFonts w:ascii="Times New Roman" w:hAnsi="Times New Roman" w:cs="Times New Roman"/>
+          <w:b/>
+          <w:bCs/>
+          <w:sz w:val="28"/>
+          <w:szCs w:val="28"/>
+          <w:lang w:val="en-US"/>
+        </w:rPr>
+      </w:pPr>
+    </w:p>
+    <w:p>
+      <w:pPr>
+        <w:pBdr>
+          <w:top w:val="nil"/>
+          <w:left w:val="nil"/>
+          <w:bottom w:val="nil"/>
+          <w:right w:val="nil"/>
+          <w:between w:val="nil"/>
+        </w:pBdr>
+        <w:spacing w:line="360" w:lineRule="auto"/>
+        <w:rPr>
+          <w:rFonts w:ascii="Times New Roman" w:hAnsi="Times New Roman" w:cs="Times New Roman"/>
+          <w:b/>
+          <w:bCs/>
+          <w:sz w:val="28"/>
+          <w:szCs w:val="28"/>
+          <w:lang w:val="en-US"/>
+        </w:rPr>
+      </w:pPr>
+    </w:p>
+    <w:p>
+      <w:pPr>
+        <w:pBdr>
+          <w:top w:val="nil"/>
+          <w:left w:val="nil"/>
+          <w:bottom w:val="nil"/>
+          <w:right w:val="nil"/>
+          <w:between w:val="nil"/>
+        </w:pBdr>
+        <w:spacing w:line="360" w:lineRule="auto"/>
+        <w:rPr>
+          <w:rFonts w:ascii="Times New Roman" w:hAnsi="Times New Roman" w:cs="Times New Roman"/>
+          <w:b/>
+          <w:bCs/>
+          <w:sz w:val="28"/>
+          <w:szCs w:val="28"/>
+          <w:lang w:val="en-US"/>
+        </w:rPr>
+      </w:pPr>
+    </w:p>
+    <w:p>
+      <w:pPr>
+        <w:pBdr>
+          <w:top w:val="nil"/>
+          <w:left w:val="nil"/>
+          <w:bottom w:val="nil"/>
+          <w:right w:val="nil"/>
+          <w:between w:val="nil"/>
+        </w:pBdr>
+        <w:spacing w:line="360" w:lineRule="auto"/>
+        <w:rPr>
+          <w:rFonts w:ascii="Times New Roman" w:hAnsi="Times New Roman" w:cs="Times New Roman"/>
+          <w:b/>
+          <w:bCs/>
+          <w:sz w:val="28"/>
+          <w:szCs w:val="28"/>
+          <w:lang w:val="en-US"/>
+        </w:rPr>
+      </w:pPr>
+    </w:p>
+    <w:p>
+      <w:pPr>
+        <w:pBdr>
+          <w:top w:val="nil"/>
+          <w:left w:val="nil"/>
+          <w:bottom w:val="nil"/>
+          <w:right w:val="nil"/>
+          <w:between w:val="nil"/>
+        </w:pBdr>
+        <w:spacing w:line="360" w:lineRule="auto"/>
+        <w:rPr>
+          <w:rFonts w:ascii="Times New Roman" w:hAnsi="Times New Roman" w:cs="Times New Roman"/>
+          <w:b/>
+          <w:bCs/>
+          <w:sz w:val="28"/>
+          <w:szCs w:val="28"/>
+          <w:lang w:val="en-US"/>
+        </w:rPr>
+      </w:pPr>
+    </w:p>
+    <w:p>
+      <w:pPr>
+        <w:pBdr>
+          <w:top w:val="nil"/>
+          <w:left w:val="nil"/>
+          <w:bottom w:val="nil"/>
+          <w:right w:val="nil"/>
+          <w:between w:val="nil"/>
+        </w:pBdr>
+        <w:spacing w:line="360" w:lineRule="auto"/>
+        <w:rPr>
+          <w:rFonts w:ascii="Times New Roman" w:hAnsi="Times New Roman" w:cs="Times New Roman"/>
+          <w:b/>
+          <w:bCs/>
+          <w:sz w:val="28"/>
+          <w:szCs w:val="28"/>
+          <w:lang w:val="en-US"/>
+        </w:rPr>
+      </w:pPr>
+    </w:p>
+    <w:p>
+      <w:pPr>
+        <w:pBdr>
+          <w:top w:val="nil"/>
+          <w:left w:val="nil"/>
+          <w:bottom w:val="nil"/>
+          <w:right w:val="nil"/>
+          <w:between w:val="nil"/>
+        </w:pBdr>
+        <w:spacing w:line="360" w:lineRule="auto"/>
+        <w:rPr>
+          <w:rFonts w:ascii="Times New Roman" w:hAnsi="Times New Roman" w:cs="Times New Roman"/>
+          <w:b/>
+          <w:bCs/>
+          <w:sz w:val="28"/>
+          <w:szCs w:val="28"/>
+          <w:lang w:val="en-US"/>
+        </w:rPr>
+      </w:pPr>
+    </w:p>
+    <w:p>
+      <w:pPr>
+        <w:pBdr>
+          <w:top w:val="nil"/>
+          <w:left w:val="nil"/>
+          <w:bottom w:val="nil"/>
+          <w:right w:val="nil"/>
+          <w:between w:val="nil"/>
+        </w:pBdr>
+        <w:spacing w:line="360" w:lineRule="auto"/>
+        <w:rPr>
+          <w:rFonts w:ascii="Times New Roman" w:hAnsi="Times New Roman" w:cs="Times New Roman"/>
+          <w:b/>
+          <w:bCs/>
+          <w:sz w:val="28"/>
+          <w:szCs w:val="28"/>
+          <w:lang w:val="en-US"/>
+        </w:rPr>
+      </w:pPr>
+    </w:p>
+    <w:p>
+      <w:pPr>
+        <w:pBdr>
+          <w:top w:val="nil"/>
+          <w:left w:val="nil"/>
+          <w:bottom w:val="nil"/>
+          <w:right w:val="nil"/>
+          <w:between w:val="nil"/>
+        </w:pBdr>
+        <w:spacing w:line="360" w:lineRule="auto"/>
+        <w:rPr>
+          <w:rFonts w:ascii="Times New Roman" w:hAnsi="Times New Roman" w:cs="Times New Roman"/>
+          <w:b/>
+          <w:bCs/>
+          <w:sz w:val="28"/>
+          <w:szCs w:val="28"/>
+          <w:lang w:val="en-US"/>
+        </w:rPr>
+      </w:pPr>
+      <w:r>
+        <w:rPr>
+          <w:rFonts w:ascii="Times New Roman" w:hAnsi="Times New Roman" w:cs="Times New Roman"/>
+          <w:b/>
+          <w:bCs/>
+          <w:sz w:val="28"/>
+          <w:szCs w:val="28"/>
+          <w:lang w:val="en-US"/>
+        </w:rPr>
+        <w:lastRenderedPageBreak/>
+        <w:t>5. LEARNING DURING PROJECT WORK</w:t>
+      </w:r>
+    </w:p>
+    <w:p>
+      <w:pPr>
+        <w:pBdr>
+          <w:top w:val="nil"/>
+          <w:left w:val="nil"/>
+          <w:bottom w:val="nil"/>
+          <w:right w:val="nil"/>
+          <w:between w:val="nil"/>
+        </w:pBdr>
+        <w:spacing w:line="360" w:lineRule="auto"/>
+        <w:rPr>
+          <w:rFonts w:ascii="Times New Roman" w:hAnsi="Times New Roman" w:cs="Times New Roman"/>
+          <w:lang w:val="en-US"/>
+        </w:rPr>
+      </w:pPr>
+      <w:r>
+        <w:rPr>
+          <w:rFonts w:ascii="Times New Roman" w:hAnsi="Times New Roman" w:cs="Times New Roman"/>
+          <w:lang w:val="en-US"/>
+        </w:rPr>
+        <w:t>Learned ML model building, NLP preprocessing, FastAPI integration, and system design.</w:t>
+      </w:r>
+    </w:p>
+    <w:p>
+      <w:pPr>
+        <w:pBdr>
+          <w:top w:val="nil"/>
+          <w:left w:val="nil"/>
+          <w:bottom w:val="nil"/>
+          <w:right w:val="nil"/>
+          <w:between w:val="nil"/>
+        </w:pBdr>
+        <w:spacing w:line="360" w:lineRule="auto"/>
+        <w:rPr>
+          <w:rFonts w:ascii="Times New Roman" w:hAnsi="Times New Roman" w:cs="Times New Roman"/>
+          <w:lang w:val="en-US"/>
+        </w:rPr>
+      </w:pPr>
+    </w:p>
+    <w:p>
+      <w:pPr>
+        <w:pBdr>
+          <w:top w:val="nil"/>
+          <w:left w:val="nil"/>
+          <w:bottom w:val="nil"/>
+          <w:right w:val="nil"/>
+          <w:between w:val="nil"/>
+        </w:pBdr>
+        <w:spacing w:line="360" w:lineRule="auto"/>
+        <w:rPr>
+          <w:rFonts w:ascii="Times New Roman" w:hAnsi="Times New Roman" w:cs="Times New Roman"/>
+          <w:b/>
+          <w:bCs/>
           <w:sz w:val="32"/>
           <w:szCs w:val="32"/>
-        </w:rPr>
-      </w:pPr>
-    </w:p>
-    <w:p>
-      <w:pPr>
-        <w:numPr>
-          <w:ilvl w:val="0"/>
-          <w:numId w:val="2"/>
-        </w:numPr>
-        <w:pBdr>
-          <w:top w:val="nil"/>
-          <w:left w:val="nil"/>
-          <w:bottom w:val="nil"/>
-          <w:right w:val="nil"/>
-          <w:between w:val="nil"/>
-        </w:pBdr>
-        <w:rPr>
-          <w:rFonts w:ascii="Times New Roman" w:eastAsia="Times New Roman" w:hAnsi="Times New Roman" w:cs="Times New Roman"/>
-          <w:b/>
-          <w:bCs/>
-          <w:color w:val="000000"/>
+          <w:lang w:val="en-US"/>
+        </w:rPr>
+      </w:pPr>
+    </w:p>
+    <w:p>
+      <w:pPr>
+        <w:pBdr>
+          <w:top w:val="nil"/>
+          <w:left w:val="nil"/>
+          <w:bottom w:val="nil"/>
+          <w:right w:val="nil"/>
+          <w:between w:val="nil"/>
+        </w:pBdr>
+        <w:spacing w:line="360" w:lineRule="auto"/>
+        <w:rPr>
+          <w:rFonts w:ascii="Times New Roman" w:hAnsi="Times New Roman" w:cs="Times New Roman"/>
+          <w:b/>
+          <w:bCs/>
           <w:sz w:val="32"/>
           <w:szCs w:val="32"/>
-        </w:rPr>
-      </w:pPr>
-      <w:r>
-        <w:rPr>
-          <w:rFonts w:ascii="Times New Roman" w:eastAsia="Times New Roman" w:hAnsi="Times New Roman" w:cs="Times New Roman"/>
-          <w:b/>
-          <w:bCs/>
-          <w:color w:val="000000"/>
+          <w:lang w:val="en-US"/>
+        </w:rPr>
+      </w:pPr>
+    </w:p>
+    <w:p>
+      <w:pPr>
+        <w:pBdr>
+          <w:top w:val="nil"/>
+          <w:left w:val="nil"/>
+          <w:bottom w:val="nil"/>
+          <w:right w:val="nil"/>
+          <w:between w:val="nil"/>
+        </w:pBdr>
+        <w:spacing w:line="360" w:lineRule="auto"/>
+        <w:rPr>
+          <w:rFonts w:ascii="Times New Roman" w:hAnsi="Times New Roman" w:cs="Times New Roman"/>
+          <w:b/>
+          <w:bCs/>
           <w:sz w:val="32"/>
           <w:szCs w:val="32"/>
-        </w:rPr>
-        <w:t xml:space="preserve">In Footer: Right hand side- Page number. </w:t>
-      </w:r>
-    </w:p>
-    <w:p>
-      <w:pPr>
-        <w:pBdr>
-          <w:top w:val="nil"/>
-          <w:left w:val="nil"/>
-          <w:bottom w:val="nil"/>
-          <w:right w:val="nil"/>
-          <w:between w:val="nil"/>
-        </w:pBdr>
-        <w:ind w:left="720"/>
-        <w:rPr>
-          <w:rFonts w:ascii="Times New Roman" w:eastAsia="Times New Roman" w:hAnsi="Times New Roman" w:cs="Times New Roman"/>
-          <w:b/>
-          <w:bCs/>
-          <w:color w:val="000000"/>
+          <w:lang w:val="en-US"/>
+        </w:rPr>
+      </w:pPr>
+    </w:p>
+    <w:p>
+      <w:pPr>
+        <w:pBdr>
+          <w:top w:val="nil"/>
+          <w:left w:val="nil"/>
+          <w:bottom w:val="nil"/>
+          <w:right w:val="nil"/>
+          <w:between w:val="nil"/>
+        </w:pBdr>
+        <w:spacing w:line="360" w:lineRule="auto"/>
+        <w:rPr>
+          <w:rFonts w:ascii="Times New Roman" w:hAnsi="Times New Roman" w:cs="Times New Roman"/>
+          <w:b/>
+          <w:bCs/>
           <w:sz w:val="32"/>
           <w:szCs w:val="32"/>
-        </w:rPr>
-      </w:pPr>
-    </w:p>
-    <w:p>
-      <w:pPr>
-        <w:numPr>
-          <w:ilvl w:val="0"/>
-          <w:numId w:val="2"/>
-        </w:numPr>
-        <w:pBdr>
-          <w:top w:val="nil"/>
-          <w:left w:val="nil"/>
-          <w:bottom w:val="nil"/>
-          <w:right w:val="nil"/>
-          <w:between w:val="nil"/>
-        </w:pBdr>
-        <w:rPr>
-          <w:rFonts w:ascii="Times New Roman" w:eastAsia="Times New Roman" w:hAnsi="Times New Roman" w:cs="Times New Roman"/>
-          <w:b/>
-          <w:bCs/>
-          <w:color w:val="000000"/>
+          <w:lang w:val="en-US"/>
+        </w:rPr>
+      </w:pPr>
+    </w:p>
+    <w:p>
+      <w:pPr>
+        <w:pBdr>
+          <w:top w:val="nil"/>
+          <w:left w:val="nil"/>
+          <w:bottom w:val="nil"/>
+          <w:right w:val="nil"/>
+          <w:between w:val="nil"/>
+        </w:pBdr>
+        <w:spacing w:line="360" w:lineRule="auto"/>
+        <w:rPr>
+          <w:rFonts w:ascii="Times New Roman" w:hAnsi="Times New Roman" w:cs="Times New Roman"/>
+          <w:b/>
+          <w:bCs/>
           <w:sz w:val="32"/>
           <w:szCs w:val="32"/>
-        </w:rPr>
-      </w:pPr>
-      <w:r>
-        <w:rPr>
-          <w:rFonts w:ascii="Times New Roman" w:eastAsia="Times New Roman" w:hAnsi="Times New Roman" w:cs="Times New Roman"/>
-          <w:b/>
-          <w:bCs/>
-          <w:color w:val="000000"/>
+          <w:lang w:val="en-US"/>
+        </w:rPr>
+      </w:pPr>
+    </w:p>
+    <w:p>
+      <w:pPr>
+        <w:pBdr>
+          <w:top w:val="nil"/>
+          <w:left w:val="nil"/>
+          <w:bottom w:val="nil"/>
+          <w:right w:val="nil"/>
+          <w:between w:val="nil"/>
+        </w:pBdr>
+        <w:spacing w:line="360" w:lineRule="auto"/>
+        <w:rPr>
+          <w:rFonts w:ascii="Times New Roman" w:hAnsi="Times New Roman" w:cs="Times New Roman"/>
+          <w:b/>
+          <w:bCs/>
           <w:sz w:val="32"/>
           <w:szCs w:val="32"/>
-        </w:rPr>
-        <w:t xml:space="preserve">Report should be Chapter wise. </w:t>
-      </w:r>
-    </w:p>
-    <w:p>
-      <w:pPr>
-        <w:pBdr>
-          <w:top w:val="nil"/>
-          <w:left w:val="nil"/>
-          <w:bottom w:val="nil"/>
-          <w:right w:val="nil"/>
-          <w:between w:val="nil"/>
-        </w:pBdr>
-        <w:rPr>
-          <w:rFonts w:ascii="Times New Roman" w:eastAsia="Times New Roman" w:hAnsi="Times New Roman" w:cs="Times New Roman"/>
-          <w:b/>
-          <w:bCs/>
-          <w:color w:val="000000"/>
+          <w:lang w:val="en-US"/>
+        </w:rPr>
+      </w:pPr>
+    </w:p>
+    <w:p>
+      <w:pPr>
+        <w:pBdr>
+          <w:top w:val="nil"/>
+          <w:left w:val="nil"/>
+          <w:bottom w:val="nil"/>
+          <w:right w:val="nil"/>
+          <w:between w:val="nil"/>
+        </w:pBdr>
+        <w:spacing w:line="360" w:lineRule="auto"/>
+        <w:rPr>
+          <w:rFonts w:ascii="Times New Roman" w:hAnsi="Times New Roman" w:cs="Times New Roman"/>
+          <w:b/>
+          <w:bCs/>
           <w:sz w:val="32"/>
           <w:szCs w:val="32"/>
-        </w:rPr>
-      </w:pPr>
-    </w:p>
-    <w:p>
-      <w:pPr>
-        <w:numPr>
-          <w:ilvl w:val="0"/>
-          <w:numId w:val="2"/>
-        </w:numPr>
-        <w:pBdr>
-          <w:top w:val="nil"/>
-          <w:left w:val="nil"/>
-          <w:bottom w:val="nil"/>
-          <w:right w:val="nil"/>
-          <w:between w:val="nil"/>
-        </w:pBdr>
-        <w:rPr>
-          <w:rFonts w:ascii="Times New Roman" w:eastAsia="Times New Roman" w:hAnsi="Times New Roman" w:cs="Times New Roman"/>
-          <w:b/>
-          <w:bCs/>
-          <w:color w:val="000000"/>
+          <w:lang w:val="en-US"/>
+        </w:rPr>
+      </w:pPr>
+    </w:p>
+    <w:p>
+      <w:pPr>
+        <w:pBdr>
+          <w:top w:val="nil"/>
+          <w:left w:val="nil"/>
+          <w:bottom w:val="nil"/>
+          <w:right w:val="nil"/>
+          <w:between w:val="nil"/>
+        </w:pBdr>
+        <w:spacing w:line="360" w:lineRule="auto"/>
+        <w:rPr>
+          <w:rFonts w:ascii="Times New Roman" w:hAnsi="Times New Roman" w:cs="Times New Roman"/>
+          <w:b/>
+          <w:bCs/>
           <w:sz w:val="32"/>
           <w:szCs w:val="32"/>
-        </w:rPr>
-      </w:pPr>
-      <w:r>
-        <w:rPr>
-          <w:rFonts w:ascii="Times New Roman" w:eastAsia="Times New Roman" w:hAnsi="Times New Roman" w:cs="Times New Roman"/>
-          <w:b/>
-          <w:bCs/>
-          <w:color w:val="000000"/>
+          <w:lang w:val="en-US"/>
+        </w:rPr>
+      </w:pPr>
+    </w:p>
+    <w:p>
+      <w:pPr>
+        <w:pBdr>
+          <w:top w:val="nil"/>
+          <w:left w:val="nil"/>
+          <w:bottom w:val="nil"/>
+          <w:right w:val="nil"/>
+          <w:between w:val="nil"/>
+        </w:pBdr>
+        <w:spacing w:line="360" w:lineRule="auto"/>
+        <w:rPr>
+          <w:rFonts w:ascii="Times New Roman" w:hAnsi="Times New Roman" w:cs="Times New Roman"/>
+          <w:b/>
+          <w:bCs/>
           <w:sz w:val="32"/>
           <w:szCs w:val="32"/>
-        </w:rPr>
-        <w:t xml:space="preserve">Page Number should start ONLY AFTER the CONTENT page. </w:t>
-      </w:r>
-    </w:p>
-    <w:p>
-      <w:pPr>
-        <w:pBdr>
-          <w:top w:val="nil"/>
-          <w:left w:val="nil"/>
-          <w:bottom w:val="nil"/>
-          <w:right w:val="nil"/>
-          <w:between w:val="nil"/>
-        </w:pBdr>
-        <w:ind w:left="720"/>
-        <w:jc w:val="both"/>
-        <w:rPr>
-          <w:rFonts w:ascii="Times New Roman" w:eastAsia="Times New Roman" w:hAnsi="Times New Roman" w:cs="Times New Roman"/>
-          <w:b/>
-          <w:bCs/>
-          <w:color w:val="000000"/>
+          <w:lang w:val="en-US"/>
+        </w:rPr>
+      </w:pPr>
+    </w:p>
+    <w:p>
+      <w:pPr>
+        <w:pBdr>
+          <w:top w:val="nil"/>
+          <w:left w:val="nil"/>
+          <w:bottom w:val="nil"/>
+          <w:right w:val="nil"/>
+          <w:between w:val="nil"/>
+        </w:pBdr>
+        <w:spacing w:line="360" w:lineRule="auto"/>
+        <w:rPr>
+          <w:rFonts w:ascii="Times New Roman" w:hAnsi="Times New Roman" w:cs="Times New Roman"/>
+          <w:b/>
+          <w:bCs/>
           <w:sz w:val="32"/>
           <w:szCs w:val="32"/>
-        </w:rPr>
-      </w:pPr>
-    </w:p>
-    <w:p>
-      <w:pPr>
-        <w:numPr>
-          <w:ilvl w:val="0"/>
-          <w:numId w:val="2"/>
-        </w:numPr>
-        <w:pBdr>
-          <w:top w:val="nil"/>
-          <w:left w:val="nil"/>
-          <w:bottom w:val="nil"/>
-          <w:right w:val="nil"/>
-          <w:between w:val="nil"/>
-        </w:pBdr>
-        <w:jc w:val="both"/>
-        <w:rPr>
-          <w:rFonts w:ascii="Times New Roman" w:eastAsia="Times New Roman" w:hAnsi="Times New Roman" w:cs="Times New Roman"/>
-          <w:b/>
-          <w:bCs/>
-          <w:color w:val="000000"/>
+          <w:lang w:val="en-US"/>
+        </w:rPr>
+      </w:pPr>
+    </w:p>
+    <w:p>
+      <w:pPr>
+        <w:pBdr>
+          <w:top w:val="nil"/>
+          <w:left w:val="nil"/>
+          <w:bottom w:val="nil"/>
+          <w:right w:val="nil"/>
+          <w:between w:val="nil"/>
+        </w:pBdr>
+        <w:spacing w:line="360" w:lineRule="auto"/>
+        <w:rPr>
+          <w:rFonts w:ascii="Times New Roman" w:hAnsi="Times New Roman" w:cs="Times New Roman"/>
+          <w:b/>
+          <w:bCs/>
           <w:sz w:val="32"/>
           <w:szCs w:val="32"/>
-        </w:rPr>
-      </w:pPr>
-      <w:r>
-        <w:rPr>
-          <w:rFonts w:ascii="Times New Roman" w:eastAsia="Times New Roman" w:hAnsi="Times New Roman" w:cs="Times New Roman"/>
-          <w:b/>
-          <w:bCs/>
-          <w:color w:val="000000"/>
+          <w:lang w:val="en-US"/>
+        </w:rPr>
+      </w:pPr>
+    </w:p>
+    <w:p>
+      <w:pPr>
+        <w:pBdr>
+          <w:top w:val="nil"/>
+          <w:left w:val="nil"/>
+          <w:bottom w:val="nil"/>
+          <w:right w:val="nil"/>
+          <w:between w:val="nil"/>
+        </w:pBdr>
+        <w:spacing w:line="360" w:lineRule="auto"/>
+        <w:rPr>
+          <w:rFonts w:ascii="Times New Roman" w:hAnsi="Times New Roman" w:cs="Times New Roman"/>
+          <w:b/>
+          <w:bCs/>
           <w:sz w:val="32"/>
           <w:szCs w:val="32"/>
-        </w:rPr>
-        <w:t>Documents in soft copy should contain project report in Word and PDF formats.</w:t>
+          <w:lang w:val="en-US"/>
+        </w:rPr>
+      </w:pPr>
+    </w:p>
+    <w:p>
+      <w:pPr>
+        <w:pBdr>
+          <w:top w:val="nil"/>
+          <w:left w:val="nil"/>
+          <w:bottom w:val="nil"/>
+          <w:right w:val="nil"/>
+          <w:between w:val="nil"/>
+        </w:pBdr>
+        <w:spacing w:line="360" w:lineRule="auto"/>
+        <w:rPr>
+          <w:rFonts w:ascii="Times New Roman" w:hAnsi="Times New Roman" w:cs="Times New Roman"/>
+          <w:b/>
+          <w:bCs/>
+          <w:sz w:val="32"/>
+          <w:szCs w:val="32"/>
+          <w:lang w:val="en-US"/>
+        </w:rPr>
+      </w:pPr>
+    </w:p>
+    <w:p>
+      <w:pPr>
+        <w:pBdr>
+          <w:top w:val="nil"/>
+          <w:left w:val="nil"/>
+          <w:bottom w:val="nil"/>
+          <w:right w:val="nil"/>
+          <w:between w:val="nil"/>
+        </w:pBdr>
+        <w:spacing w:line="360" w:lineRule="auto"/>
+        <w:rPr>
+          <w:rFonts w:ascii="Times New Roman" w:hAnsi="Times New Roman" w:cs="Times New Roman"/>
+          <w:b/>
+          <w:bCs/>
+          <w:sz w:val="32"/>
+          <w:szCs w:val="32"/>
+          <w:lang w:val="en-US"/>
+        </w:rPr>
+      </w:pPr>
+    </w:p>
+    <w:p>
+      <w:pPr>
+        <w:pBdr>
+          <w:top w:val="nil"/>
+          <w:left w:val="nil"/>
+          <w:bottom w:val="nil"/>
+          <w:right w:val="nil"/>
+          <w:between w:val="nil"/>
+        </w:pBdr>
+        <w:spacing w:line="360" w:lineRule="auto"/>
+        <w:rPr>
+          <w:rFonts w:ascii="Times New Roman" w:hAnsi="Times New Roman" w:cs="Times New Roman"/>
+          <w:b/>
+          <w:bCs/>
+          <w:sz w:val="32"/>
+          <w:szCs w:val="32"/>
+          <w:lang w:val="en-US"/>
+        </w:rPr>
+      </w:pPr>
+    </w:p>
+    <w:p>
+      <w:pPr>
+        <w:pBdr>
+          <w:top w:val="nil"/>
+          <w:left w:val="nil"/>
+          <w:bottom w:val="nil"/>
+          <w:right w:val="nil"/>
+          <w:between w:val="nil"/>
+        </w:pBdr>
+        <w:spacing w:line="360" w:lineRule="auto"/>
+        <w:rPr>
+          <w:rFonts w:ascii="Times New Roman" w:hAnsi="Times New Roman" w:cs="Times New Roman"/>
+          <w:b/>
+          <w:bCs/>
+          <w:sz w:val="32"/>
+          <w:szCs w:val="32"/>
+          <w:lang w:val="en-US"/>
+        </w:rPr>
+      </w:pPr>
+    </w:p>
+    <w:p>
+      <w:pPr>
+        <w:pBdr>
+          <w:top w:val="nil"/>
+          <w:left w:val="nil"/>
+          <w:bottom w:val="nil"/>
+          <w:right w:val="nil"/>
+          <w:between w:val="nil"/>
+        </w:pBdr>
+        <w:spacing w:line="360" w:lineRule="auto"/>
+        <w:rPr>
+          <w:rFonts w:ascii="Times New Roman" w:hAnsi="Times New Roman" w:cs="Times New Roman"/>
+          <w:b/>
+          <w:bCs/>
+          <w:sz w:val="32"/>
+          <w:szCs w:val="32"/>
+          <w:lang w:val="en-US"/>
+        </w:rPr>
+      </w:pPr>
+    </w:p>
+    <w:p>
+      <w:pPr>
+        <w:pBdr>
+          <w:top w:val="nil"/>
+          <w:left w:val="nil"/>
+          <w:bottom w:val="nil"/>
+          <w:right w:val="nil"/>
+          <w:between w:val="nil"/>
+        </w:pBdr>
+        <w:spacing w:line="360" w:lineRule="auto"/>
+        <w:rPr>
+          <w:rFonts w:ascii="Times New Roman" w:hAnsi="Times New Roman" w:cs="Times New Roman"/>
+          <w:b/>
+          <w:bCs/>
+          <w:sz w:val="32"/>
+          <w:szCs w:val="32"/>
+          <w:lang w:val="en-US"/>
+        </w:rPr>
+      </w:pPr>
+    </w:p>
+    <w:p>
+      <w:pPr>
+        <w:pBdr>
+          <w:top w:val="nil"/>
+          <w:left w:val="nil"/>
+          <w:bottom w:val="nil"/>
+          <w:right w:val="nil"/>
+          <w:between w:val="nil"/>
+        </w:pBdr>
+        <w:spacing w:line="360" w:lineRule="auto"/>
+        <w:rPr>
+          <w:rFonts w:ascii="Times New Roman" w:hAnsi="Times New Roman" w:cs="Times New Roman"/>
+          <w:b/>
+          <w:bCs/>
+          <w:sz w:val="32"/>
+          <w:szCs w:val="32"/>
+          <w:lang w:val="en-US"/>
+        </w:rPr>
+      </w:pPr>
+    </w:p>
+    <w:p>
+      <w:pPr>
+        <w:pBdr>
+          <w:top w:val="nil"/>
+          <w:left w:val="nil"/>
+          <w:bottom w:val="nil"/>
+          <w:right w:val="nil"/>
+          <w:between w:val="nil"/>
+        </w:pBdr>
+        <w:spacing w:line="360" w:lineRule="auto"/>
+        <w:rPr>
+          <w:rFonts w:ascii="Times New Roman" w:hAnsi="Times New Roman" w:cs="Times New Roman"/>
+          <w:b/>
+          <w:bCs/>
+          <w:sz w:val="32"/>
+          <w:szCs w:val="32"/>
+          <w:lang w:val="en-US"/>
+        </w:rPr>
+      </w:pPr>
+    </w:p>
+    <w:p>
+      <w:pPr>
+        <w:pBdr>
+          <w:top w:val="nil"/>
+          <w:left w:val="nil"/>
+          <w:bottom w:val="nil"/>
+          <w:right w:val="nil"/>
+          <w:between w:val="nil"/>
+        </w:pBdr>
+        <w:spacing w:line="360" w:lineRule="auto"/>
+        <w:rPr>
+          <w:rFonts w:ascii="Times New Roman" w:hAnsi="Times New Roman" w:cs="Times New Roman"/>
+          <w:b/>
+          <w:bCs/>
+          <w:sz w:val="32"/>
+          <w:szCs w:val="32"/>
+          <w:lang w:val="en-US"/>
+        </w:rPr>
+      </w:pPr>
+    </w:p>
+    <w:p>
+      <w:pPr>
+        <w:pBdr>
+          <w:top w:val="nil"/>
+          <w:left w:val="nil"/>
+          <w:bottom w:val="nil"/>
+          <w:right w:val="nil"/>
+          <w:between w:val="nil"/>
+        </w:pBdr>
+        <w:spacing w:line="360" w:lineRule="auto"/>
+        <w:rPr>
+          <w:rFonts w:ascii="Times New Roman" w:hAnsi="Times New Roman" w:cs="Times New Roman"/>
+          <w:b/>
+          <w:bCs/>
+          <w:sz w:val="32"/>
+          <w:szCs w:val="32"/>
+          <w:lang w:val="en-US"/>
+        </w:rPr>
+      </w:pPr>
+    </w:p>
+    <w:p>
+      <w:pPr>
+        <w:pBdr>
+          <w:top w:val="nil"/>
+          <w:left w:val="nil"/>
+          <w:bottom w:val="nil"/>
+          <w:right w:val="nil"/>
+          <w:between w:val="nil"/>
+        </w:pBdr>
+        <w:spacing w:line="360" w:lineRule="auto"/>
+        <w:rPr>
+          <w:rFonts w:ascii="Times New Roman" w:hAnsi="Times New Roman" w:cs="Times New Roman"/>
+          <w:b/>
+          <w:bCs/>
+          <w:sz w:val="32"/>
+          <w:szCs w:val="32"/>
+          <w:lang w:val="en-US"/>
+        </w:rPr>
+      </w:pPr>
+    </w:p>
+    <w:p>
+      <w:pPr>
+        <w:pBdr>
+          <w:top w:val="nil"/>
+          <w:left w:val="nil"/>
+          <w:bottom w:val="nil"/>
+          <w:right w:val="nil"/>
+          <w:between w:val="nil"/>
+        </w:pBdr>
+        <w:spacing w:line="360" w:lineRule="auto"/>
+        <w:rPr>
+          <w:rFonts w:ascii="Times New Roman" w:hAnsi="Times New Roman" w:cs="Times New Roman"/>
+          <w:b/>
+          <w:bCs/>
+          <w:sz w:val="32"/>
+          <w:szCs w:val="32"/>
+          <w:lang w:val="en-US"/>
+        </w:rPr>
+      </w:pPr>
+      <w:r>
+        <w:rPr>
+          <w:rFonts w:ascii="Times New Roman" w:hAnsi="Times New Roman" w:cs="Times New Roman"/>
+          <w:b/>
+          <w:bCs/>
+          <w:sz w:val="32"/>
+          <w:szCs w:val="32"/>
+          <w:lang w:val="en-US"/>
+        </w:rPr>
+        <w:lastRenderedPageBreak/>
+        <w:t>6. BIBLIOGRAPHY</w:t>
+      </w:r>
+    </w:p>
+    <w:p>
+      <w:pPr>
+        <w:pBdr>
+          <w:top w:val="nil"/>
+          <w:left w:val="nil"/>
+          <w:bottom w:val="nil"/>
+          <w:right w:val="nil"/>
+          <w:between w:val="nil"/>
+        </w:pBdr>
+        <w:spacing w:line="360" w:lineRule="auto"/>
+        <w:rPr>
+          <w:rFonts w:ascii="Times New Roman" w:hAnsi="Times New Roman" w:cs="Times New Roman"/>
+          <w:lang w:val="en-US"/>
+        </w:rPr>
+      </w:pPr>
+      <w:r>
+        <w:rPr>
+          <w:rFonts w:ascii="Times New Roman" w:hAnsi="Times New Roman" w:cs="Times New Roman"/>
+          <w:lang w:val="en-US"/>
+        </w:rPr>
+        <w:t>Online: Scikit-learn docs, FastAPI docs, Kaggle</w:t>
+      </w:r>
+      <w:r>
+        <w:rPr>
+          <w:rFonts w:ascii="Times New Roman" w:hAnsi="Times New Roman" w:cs="Times New Roman"/>
+          <w:lang w:val="en-US"/>
+        </w:rPr>
+        <w:br/>
       </w:r>
     </w:p>
     <w:sectPr>
+      <w:footerReference w:type="default" r:id="rId13"/>
       <w:pgSz w:w="11906" w:h="16838"/>
-      <w:pgMar w:top="1296" w:right="1440" w:bottom="360" w:left="1440" w:header="706" w:footer="706" w:gutter="0"/>
+      <w:pgMar w:top="1440" w:right="1440" w:bottom="1440" w:left="1800" w:header="709" w:footer="709" w:gutter="0"/>
       <w:pgBorders w:offsetFrom="page">
         <w:top w:val="double" w:sz="6" w:space="24" w:color="auto"/>
         <w:left w:val="double" w:sz="6" w:space="24" w:color="auto"/>
@@ -5391,6 +7502,97 @@
     </w:sectPr>
   </w:body>
 </w:document>
+</file>
+
+<file path=word/endnotes.xml><?xml version="1.0" encoding="utf-8"?>
+<w:endnotes xmlns:wpc="http://schemas.microsoft.com/office/word/2010/wordprocessingCanvas" xmlns:cx="http://schemas.microsoft.com/office/drawing/2014/chartex" xmlns:cx1="http://schemas.microsoft.com/office/drawing/2015/9/8/chartex" xmlns:cx2="http://schemas.microsoft.com/office/drawing/2015/10/21/chartex" xmlns:cx3="http://schemas.microsoft.com/office/drawing/2016/5/9/chartex" xmlns:cx4="http://schemas.microsoft.com/office/drawing/2016/5/10/chartex" xmlns:cx5="http://schemas.microsoft.com/office/drawing/2016/5/11/chartex" xmlns:cx6="http://schemas.microsoft.com/office/drawing/2016/5/12/chartex" xmlns:cx7="http://schemas.microsoft.com/office/drawing/2016/5/13/chartex" xmlns:cx8="http://schemas.microsoft.com/office/drawing/2016/5/14/chartex" xmlns:mc="http://schemas.openxmlformats.org/markup-compatibility/2006" xmlns:aink="http://schemas.microsoft.com/office/drawing/2016/ink" xmlns:am3d="http://schemas.microsoft.com/office/drawing/2017/model3d" xmlns:o="urn:schemas-microsoft-com:office:office" xmlns:oel="http://schemas.microsoft.com/office/2019/extlst" xmlns:r="http://schemas.openxmlformats.org/officeDocument/2006/relationships" xmlns:m="http://schemas.openxmlformats.org/officeDocument/2006/math" xmlns:v="urn:schemas-microsoft-com:vml" xmlns:wp14="http://schemas.microsoft.com/office/word/2010/wordprocessingDrawing" xmlns:wp="http://schemas.openxmlformats.org/drawingml/2006/wordprocessingDrawing" xmlns:w10="urn:schemas-microsoft-com:office:word" xmlns:w="http://schemas.openxmlformats.org/wordprocessingml/2006/main" xmlns:w14="http://schemas.microsoft.com/office/word/2010/wordml" xmlns:w15="http://schemas.microsoft.com/office/word/2012/wordml" xmlns:w16cex="http://schemas.microsoft.com/office/word/2018/wordml/cex" xmlns:w16cid="http://schemas.microsoft.com/office/word/2016/wordml/cid" xmlns:w16="http://schemas.microsoft.com/office/word/2018/wordml" xmlns:w16du="http://schemas.microsoft.com/office/word/2023/wordml/word16du" xmlns:w16sdtdh="http://schemas.microsoft.com/office/word/2020/wordml/sdtdatahash" xmlns:w16sdtfl="http://schemas.microsoft.com/office/word/2024/wordml/sdtformatlock" xmlns:w16se="http://schemas.microsoft.com/office/word/2015/wordml/symex" xmlns:wpg="http://schemas.microsoft.com/office/word/2010/wordprocessingGroup" xmlns:wpi="http://schemas.microsoft.com/office/word/2010/wordprocessingInk" xmlns:wne="http://schemas.microsoft.com/office/word/2006/wordml" xmlns:wps="http://schemas.microsoft.com/office/word/2010/wordprocessingShape" mc:Ignorable="w14 w15 w16se w16cid w16 w16cex w16sdtdh w16sdtfl w16du wp14">
+  <w:endnote w:type="separator" w:id="-1">
+    <w:p>
+      <w:r>
+        <w:separator/>
+      </w:r>
+    </w:p>
+  </w:endnote>
+  <w:endnote w:type="continuationSeparator" w:id="0">
+    <w:p>
+      <w:r>
+        <w:continuationSeparator/>
+      </w:r>
+    </w:p>
+  </w:endnote>
+</w:endnotes>
+</file>
+
+<file path=word/footer1.xml><?xml version="1.0" encoding="utf-8"?>
+<w:ftr xmlns:wpc="http://schemas.microsoft.com/office/word/2010/wordprocessingCanvas" xmlns:cx="http://schemas.microsoft.com/office/drawing/2014/chartex" xmlns:cx1="http://schemas.microsoft.com/office/drawing/2015/9/8/chartex" xmlns:cx2="http://schemas.microsoft.com/office/drawing/2015/10/21/chartex" xmlns:cx3="http://schemas.microsoft.com/office/drawing/2016/5/9/chartex" xmlns:cx4="http://schemas.microsoft.com/office/drawing/2016/5/10/chartex" xmlns:cx5="http://schemas.microsoft.com/office/drawing/2016/5/11/chartex" xmlns:cx6="http://schemas.microsoft.com/office/drawing/2016/5/12/chartex" xmlns:cx7="http://schemas.microsoft.com/office/drawing/2016/5/13/chartex" xmlns:cx8="http://schemas.microsoft.com/office/drawing/2016/5/14/chartex" xmlns:mc="http://schemas.openxmlformats.org/markup-compatibility/2006" xmlns:aink="http://schemas.microsoft.com/office/drawing/2016/ink" xmlns:am3d="http://schemas.microsoft.com/office/drawing/2017/model3d" xmlns:o="urn:schemas-microsoft-com:office:office" xmlns:oel="http://schemas.microsoft.com/office/2019/extlst" xmlns:r="http://schemas.openxmlformats.org/officeDocument/2006/relationships" xmlns:m="http://schemas.openxmlformats.org/officeDocument/2006/math" xmlns:v="urn:schemas-microsoft-com:vml" xmlns:wp14="http://schemas.microsoft.com/office/word/2010/wordprocessingDrawing" xmlns:wp="http://schemas.openxmlformats.org/drawingml/2006/wordprocessingDrawing" xmlns:w10="urn:schemas-microsoft-com:office:word" xmlns:w="http://schemas.openxmlformats.org/wordprocessingml/2006/main" xmlns:w14="http://schemas.microsoft.com/office/word/2010/wordml" xmlns:w15="http://schemas.microsoft.com/office/word/2012/wordml" xmlns:w16cex="http://schemas.microsoft.com/office/word/2018/wordml/cex" xmlns:w16cid="http://schemas.microsoft.com/office/word/2016/wordml/cid" xmlns:w16="http://schemas.microsoft.com/office/word/2018/wordml" xmlns:w16du="http://schemas.microsoft.com/office/word/2023/wordml/word16du" xmlns:w16sdtdh="http://schemas.microsoft.com/office/word/2020/wordml/sdtdatahash" xmlns:w16sdtfl="http://schemas.microsoft.com/office/word/2024/wordml/sdtformatlock" xmlns:w16se="http://schemas.microsoft.com/office/word/2015/wordml/symex" xmlns:wpg="http://schemas.microsoft.com/office/word/2010/wordprocessingGroup" xmlns:wpi="http://schemas.microsoft.com/office/word/2010/wordprocessingInk" xmlns:wne="http://schemas.microsoft.com/office/word/2006/wordml" xmlns:wps="http://schemas.microsoft.com/office/word/2010/wordprocessingShape" mc:Ignorable="w14 w15 w16se w16cid w16 w16cex w16sdtdh w16sdtfl w16du wp14">
+  <w:sdt>
+    <w:sdtPr>
+      <w:id w:val="22907281"/>
+      <w:docPartObj>
+        <w:docPartGallery w:val="Page Numbers (Bottom of Page)"/>
+        <w:docPartUnique/>
+      </w:docPartObj>
+    </w:sdtPr>
+    <w:sdtEndPr>
+      <w:rPr>
+        <w:noProof/>
+      </w:rPr>
+    </w:sdtEndPr>
+    <w:sdtContent>
+      <w:p>
+        <w:pPr>
+          <w:pStyle w:val="Footer"/>
+          <w:jc w:val="right"/>
+        </w:pPr>
+        <w:r>
+          <w:fldChar w:fldCharType="begin"/>
+        </w:r>
+        <w:r>
+          <w:instrText xml:space="preserve"> PAGE   \* MERGEFORMAT </w:instrText>
+        </w:r>
+        <w:r>
+          <w:fldChar w:fldCharType="separate"/>
+        </w:r>
+        <w:r>
+          <w:rPr>
+            <w:noProof/>
+          </w:rPr>
+          <w:t>2</w:t>
+        </w:r>
+        <w:r>
+          <w:rPr>
+            <w:noProof/>
+          </w:rPr>
+          <w:fldChar w:fldCharType="end"/>
+        </w:r>
+      </w:p>
+    </w:sdtContent>
+  </w:sdt>
+  <w:p>
+    <w:pPr>
+      <w:pStyle w:val="Footer"/>
+    </w:pPr>
+  </w:p>
+</w:ftr>
+</file>
+
+<file path=word/footnotes.xml><?xml version="1.0" encoding="utf-8"?>
+<w:footnotes xmlns:wpc="http://schemas.microsoft.com/office/word/2010/wordprocessingCanvas" xmlns:cx="http://schemas.microsoft.com/office/drawing/2014/chartex" xmlns:cx1="http://schemas.microsoft.com/office/drawing/2015/9/8/chartex" xmlns:cx2="http://schemas.microsoft.com/office/drawing/2015/10/21/chartex" xmlns:cx3="http://schemas.microsoft.com/office/drawing/2016/5/9/chartex" xmlns:cx4="http://schemas.microsoft.com/office/drawing/2016/5/10/chartex" xmlns:cx5="http://schemas.microsoft.com/office/drawing/2016/5/11/chartex" xmlns:cx6="http://schemas.microsoft.com/office/drawing/2016/5/12/chartex" xmlns:cx7="http://schemas.microsoft.com/office/drawing/2016/5/13/chartex" xmlns:cx8="http://schemas.microsoft.com/office/drawing/2016/5/14/chartex" xmlns:mc="http://schemas.openxmlformats.org/markup-compatibility/2006" xmlns:aink="http://schemas.microsoft.com/office/drawing/2016/ink" xmlns:am3d="http://schemas.microsoft.com/office/drawing/2017/model3d" xmlns:o="urn:schemas-microsoft-com:office:office" xmlns:oel="http://schemas.microsoft.com/office/2019/extlst" xmlns:r="http://schemas.openxmlformats.org/officeDocument/2006/relationships" xmlns:m="http://schemas.openxmlformats.org/officeDocument/2006/math" xmlns:v="urn:schemas-microsoft-com:vml" xmlns:wp14="http://schemas.microsoft.com/office/word/2010/wordprocessingDrawing" xmlns:wp="http://schemas.openxmlformats.org/drawingml/2006/wordprocessingDrawing" xmlns:w10="urn:schemas-microsoft-com:office:word" xmlns:w="http://schemas.openxmlformats.org/wordprocessingml/2006/main" xmlns:w14="http://schemas.microsoft.com/office/word/2010/wordml" xmlns:w15="http://schemas.microsoft.com/office/word/2012/wordml" xmlns:w16cex="http://schemas.microsoft.com/office/word/2018/wordml/cex" xmlns:w16cid="http://schemas.microsoft.com/office/word/2016/wordml/cid" xmlns:w16="http://schemas.microsoft.com/office/word/2018/wordml" xmlns:w16du="http://schemas.microsoft.com/office/word/2023/wordml/word16du" xmlns:w16sdtdh="http://schemas.microsoft.com/office/word/2020/wordml/sdtdatahash" xmlns:w16sdtfl="http://schemas.microsoft.com/office/word/2024/wordml/sdtformatlock" xmlns:w16se="http://schemas.microsoft.com/office/word/2015/wordml/symex" xmlns:wpg="http://schemas.microsoft.com/office/word/2010/wordprocessingGroup" xmlns:wpi="http://schemas.microsoft.com/office/word/2010/wordprocessingInk" xmlns:wne="http://schemas.microsoft.com/office/word/2006/wordml" xmlns:wps="http://schemas.microsoft.com/office/word/2010/wordprocessingShape" mc:Ignorable="w14 w15 w16se w16cid w16 w16cex w16sdtdh w16sdtfl w16du wp14">
+  <w:footnote w:type="separator" w:id="-1">
+    <w:p>
+      <w:r>
+        <w:separator/>
+      </w:r>
+    </w:p>
+  </w:footnote>
+  <w:footnote w:type="continuationSeparator" w:id="0">
+    <w:p>
+      <w:r>
+        <w:continuationSeparator/>
+      </w:r>
+    </w:p>
+  </w:footnote>
+</w:footnotes>
 </file>
 
 <file path=word/numbering.xml><?xml version="1.0" encoding="utf-8"?>
@@ -6340,7 +8542,7 @@
     <w:name w:val="footer"/>
     <w:basedOn w:val="Normal1"/>
     <w:link w:val="FooterChar"/>
-    <w:semiHidden/>
+    <w:uiPriority w:val="99"/>
     <w:unhideWhenUsed/>
     <w:rsid w:val="009250D0"/>
     <w:pPr>
@@ -6354,7 +8556,7 @@
     <w:name w:val="Footer Char"/>
     <w:basedOn w:val="DefaultParagraphFont"/>
     <w:link w:val="Footer"/>
-    <w:semiHidden/>
+    <w:uiPriority w:val="99"/>
     <w:rsid w:val="009250D0"/>
     <w:rPr>
       <w:rFonts w:ascii="Nimbus Roman No9 L" w:eastAsia="Bitstream Vera Sans" w:hAnsi="Nimbus Roman No9 L"/>
